--- a/2.LJ/1. SEM/MA/Colab 11/Colab_11_Leitprogramm_FashionMNIST_.docx
+++ b/2.LJ/1. SEM/MA/Colab 11/Colab_11_Leitprogramm_FashionMNIST_.docx
@@ -1,10 +1,10 @@
 
 <file path=word/document.xml><?xml version="1.0" encoding="utf-8"?>
-<w:document xmlns:wpc="http://schemas.microsoft.com/office/word/2010/wordprocessingCanvas" xmlns:cx="http://schemas.microsoft.com/office/drawing/2014/chartex" xmlns:cx1="http://schemas.microsoft.com/office/drawing/2015/9/8/chartex" xmlns:cx2="http://schemas.microsoft.com/office/drawing/2015/10/21/chartex" xmlns:cx3="http://schemas.microsoft.com/office/drawing/2016/5/9/chartex" xmlns:cx4="http://schemas.microsoft.com/office/drawing/2016/5/10/chartex" xmlns:cx5="http://schemas.microsoft.com/office/drawing/2016/5/11/chartex" xmlns:cx6="http://schemas.microsoft.com/office/drawing/2016/5/12/chartex" xmlns:cx7="http://schemas.microsoft.com/office/drawing/2016/5/13/chartex" xmlns:cx8="http://schemas.microsoft.com/office/drawing/2016/5/14/chartex" xmlns:mc="http://schemas.openxmlformats.org/markup-compatibility/2006" xmlns:m="http://schemas.openxmlformats.org/officeDocument/2006/math" xmlns:aink="http://schemas.microsoft.com/office/drawing/2016/ink" xmlns:am3d="http://schemas.microsoft.com/office/drawing/2017/model3d" xmlns:oel="http://schemas.microsoft.com/office/2019/extlst" xmlns:r="http://schemas.openxmlformats.org/officeDocument/2006/relationships" xmlns:wp14="http://schemas.microsoft.com/office/word/2010/wordprocessingDrawing" xmlns:wp="http://schemas.openxmlformats.org/drawingml/2006/wordprocessingDrawing" xmlns:wpg="http://schemas.microsoft.com/office/word/2010/wordprocessingGroup" xmlns:wpi="http://schemas.microsoft.com/office/word/2010/wordprocessingInk" xmlns:wps="http://schemas.microsoft.com/office/word/2010/wordprocessingShape" xmlns:o="urn:schemas-microsoft-com:office:office" xmlns:v="urn:schemas-microsoft-com:vml" xmlns:w10="urn:schemas-microsoft-com:office:word" xmlns:w="http://schemas.openxmlformats.org/wordprocessingml/2006/main" xmlns:w14="http://schemas.microsoft.com/office/word/2010/wordml" xmlns:w15="http://schemas.microsoft.com/office/word/2012/wordml" xmlns:w16cex="http://schemas.microsoft.com/office/word/2018/wordml/cex" xmlns:w16cid="http://schemas.microsoft.com/office/word/2016/wordml/cid" xmlns:w16="http://schemas.microsoft.com/office/word/2018/wordml" xmlns:w16sdtdh="http://schemas.microsoft.com/office/word/2020/wordml/sdtdatahash" xmlns:w16sdtfl="http://schemas.microsoft.com/office/word/2024/wordml/sdtformatlock" xmlns:w16se="http://schemas.microsoft.com/office/word/2015/wordml/symex" xmlns:w16du="http://schemas.microsoft.com/office/word/2023/wordml/word16du" xmlns:wne="http://schemas.microsoft.com/office/word/2006/wordml" mc:Ignorable="w14 w15 w16se w16cid w16 w16cex w16sdtdh w16sdtfl w16du wp14">
+<w:document xmlns:wpc="http://schemas.microsoft.com/office/word/2010/wordprocessingCanvas" xmlns:cx="http://schemas.microsoft.com/office/drawing/2014/chartex" xmlns:cx1="http://schemas.microsoft.com/office/drawing/2015/9/8/chartex" xmlns:cx2="http://schemas.microsoft.com/office/drawing/2015/10/21/chartex" xmlns:cx3="http://schemas.microsoft.com/office/drawing/2016/5/9/chartex" xmlns:cx4="http://schemas.microsoft.com/office/drawing/2016/5/10/chartex" xmlns:cx5="http://schemas.microsoft.com/office/drawing/2016/5/11/chartex" xmlns:cx6="http://schemas.microsoft.com/office/drawing/2016/5/12/chartex" xmlns:cx7="http://schemas.microsoft.com/office/drawing/2016/5/13/chartex" xmlns:cx8="http://schemas.microsoft.com/office/drawing/2016/5/14/chartex" xmlns:mc="http://schemas.openxmlformats.org/markup-compatibility/2006" xmlns:aink="http://schemas.microsoft.com/office/drawing/2016/ink" xmlns:am3d="http://schemas.microsoft.com/office/drawing/2017/model3d" xmlns:o="urn:schemas-microsoft-com:office:office" xmlns:oel="http://schemas.microsoft.com/office/2019/extlst" xmlns:r="http://schemas.openxmlformats.org/officeDocument/2006/relationships" xmlns:m="http://schemas.openxmlformats.org/officeDocument/2006/math" xmlns:v="urn:schemas-microsoft-com:vml" xmlns:wp14="http://schemas.microsoft.com/office/word/2010/wordprocessingDrawing" xmlns:wp="http://schemas.openxmlformats.org/drawingml/2006/wordprocessingDrawing" xmlns:w10="urn:schemas-microsoft-com:office:word" xmlns:w="http://schemas.openxmlformats.org/wordprocessingml/2006/main" xmlns:w14="http://schemas.microsoft.com/office/word/2010/wordml" xmlns:w15="http://schemas.microsoft.com/office/word/2012/wordml" xmlns:w16cex="http://schemas.microsoft.com/office/word/2018/wordml/cex" xmlns:w16cid="http://schemas.microsoft.com/office/word/2016/wordml/cid" xmlns:w16="http://schemas.microsoft.com/office/word/2018/wordml" xmlns:w16du="http://schemas.microsoft.com/office/word/2023/wordml/word16du" xmlns:w16sdtdh="http://schemas.microsoft.com/office/word/2020/wordml/sdtdatahash" xmlns:w16sdtfl="http://schemas.microsoft.com/office/word/2024/wordml/sdtformatlock" xmlns:w16se="http://schemas.microsoft.com/office/word/2015/wordml/symex" xmlns:wpg="http://schemas.microsoft.com/office/word/2010/wordprocessingGroup" xmlns:wpi="http://schemas.microsoft.com/office/word/2010/wordprocessingInk" xmlns:wne="http://schemas.microsoft.com/office/word/2006/wordml" xmlns:wps="http://schemas.microsoft.com/office/word/2010/wordprocessingShape" mc:Ignorable="w14 w15 w16se w16cid w16 w16cex w16sdtdh w16sdtfl w16du wp14">
   <w:body>
     <w:p>
       <w:pPr>
-        <w:pStyle w:val="Titel"/>
+        <w:pStyle w:val="Title"/>
         <w:rPr>
           <w:lang w:val="de-CH"/>
         </w:rPr>
@@ -44,9 +44,15 @@
     </w:p>
     <w:p>
       <w:pPr>
-        <w:pStyle w:val="berschrift1"/>
+        <w:pStyle w:val="Heading1"/>
+        <w:rPr>
+          <w:lang w:val="de-CH"/>
+        </w:rPr>
       </w:pPr>
       <w:r>
+        <w:rPr>
+          <w:lang w:val="de-CH"/>
+        </w:rPr>
         <w:t>Das lernst du</w:t>
       </w:r>
     </w:p>
@@ -65,7 +71,7 @@
     </w:p>
     <w:p>
       <w:pPr>
-        <w:pStyle w:val="berschrift1"/>
+        <w:pStyle w:val="Heading1"/>
         <w:rPr>
           <w:lang w:val="de-CH"/>
         </w:rPr>
@@ -105,7 +111,7 @@
     </w:p>
     <w:p>
       <w:pPr>
-        <w:pStyle w:val="berschrift1"/>
+        <w:pStyle w:val="Heading1"/>
       </w:pPr>
       <w:r>
         <w:t>Dein Zeitplan</w:t>
@@ -213,6 +219,7 @@
             <w:pPr>
               <w:spacing w:after="0" w:line="252" w:lineRule="auto"/>
             </w:pPr>
+            <w:proofErr w:type="spellStart"/>
             <w:r>
               <w:rPr>
                 <w:b/>
@@ -220,6 +227,7 @@
               </w:rPr>
               <w:t>Auftrag</w:t>
             </w:r>
+            <w:proofErr w:type="spellEnd"/>
           </w:p>
         </w:tc>
       </w:tr>
@@ -253,8 +261,16 @@
               <w:rPr>
                 <w:sz w:val="21"/>
               </w:rPr>
-              <w:t>Start und Vorbereitung</w:t>
+              <w:t xml:space="preserve">Start und </w:t>
             </w:r>
+            <w:proofErr w:type="spellStart"/>
+            <w:r>
+              <w:rPr>
+                <w:sz w:val="21"/>
+              </w:rPr>
+              <w:t>Vorbereitung</w:t>
+            </w:r>
+            <w:proofErr w:type="spellEnd"/>
           </w:p>
         </w:tc>
         <w:tc>
@@ -404,12 +420,42 @@
             <w:pPr>
               <w:spacing w:after="0" w:line="252" w:lineRule="auto"/>
             </w:pPr>
+            <w:proofErr w:type="spellStart"/>
             <w:r>
               <w:rPr>
                 <w:sz w:val="21"/>
               </w:rPr>
-              <w:t>Umfang und Klassenbilder ansehen</w:t>
+              <w:t>Umfang</w:t>
             </w:r>
+            <w:proofErr w:type="spellEnd"/>
+            <w:r>
+              <w:rPr>
+                <w:sz w:val="21"/>
+              </w:rPr>
+              <w:t xml:space="preserve"> und </w:t>
+            </w:r>
+            <w:proofErr w:type="spellStart"/>
+            <w:r>
+              <w:rPr>
+                <w:sz w:val="21"/>
+              </w:rPr>
+              <w:t>Klassenbilder</w:t>
+            </w:r>
+            <w:proofErr w:type="spellEnd"/>
+            <w:r>
+              <w:rPr>
+                <w:sz w:val="21"/>
+              </w:rPr>
+              <w:t xml:space="preserve"> </w:t>
+            </w:r>
+            <w:proofErr w:type="spellStart"/>
+            <w:r>
+              <w:rPr>
+                <w:sz w:val="21"/>
+              </w:rPr>
+              <w:t>ansehen</w:t>
+            </w:r>
+            <w:proofErr w:type="spellEnd"/>
           </w:p>
         </w:tc>
       </w:tr>
@@ -540,8 +586,16 @@
               <w:rPr>
                 <w:sz w:val="21"/>
               </w:rPr>
-              <w:t>E5 und Schlussfrage</w:t>
+              <w:t xml:space="preserve">E5 und </w:t>
             </w:r>
+            <w:proofErr w:type="spellStart"/>
+            <w:r>
+              <w:rPr>
+                <w:sz w:val="21"/>
+              </w:rPr>
+              <w:t>Schlussfrage</w:t>
+            </w:r>
+            <w:proofErr w:type="spellEnd"/>
           </w:p>
         </w:tc>
         <w:tc>
@@ -633,12 +687,28 @@
             <w:pPr>
               <w:spacing w:after="0" w:line="252" w:lineRule="auto"/>
             </w:pPr>
+            <w:proofErr w:type="spellStart"/>
             <w:r>
               <w:rPr>
                 <w:sz w:val="21"/>
               </w:rPr>
-              <w:t>Speichern und Abgabe</w:t>
+              <w:t>Speichern</w:t>
             </w:r>
+            <w:proofErr w:type="spellEnd"/>
+            <w:r>
+              <w:rPr>
+                <w:sz w:val="21"/>
+              </w:rPr>
+              <w:t xml:space="preserve"> und </w:t>
+            </w:r>
+            <w:proofErr w:type="spellStart"/>
+            <w:r>
+              <w:rPr>
+                <w:sz w:val="21"/>
+              </w:rPr>
+              <w:t>Abgabe</w:t>
+            </w:r>
+            <w:proofErr w:type="spellEnd"/>
           </w:p>
         </w:tc>
         <w:tc>
@@ -827,12 +897,14 @@
             <w:pPr>
               <w:spacing w:after="0" w:line="252" w:lineRule="auto"/>
             </w:pPr>
+            <w:proofErr w:type="spellStart"/>
             <w:r>
               <w:rPr>
                 <w:sz w:val="21"/>
               </w:rPr>
               <w:t>Gesamt</w:t>
             </w:r>
+            <w:proofErr w:type="spellEnd"/>
           </w:p>
         </w:tc>
         <w:tc>
@@ -909,7 +981,7 @@
     </w:p>
     <w:p>
       <w:pPr>
-        <w:pStyle w:val="berschrift1"/>
+        <w:pStyle w:val="Heading1"/>
         <w:rPr>
           <w:lang w:val="de-CH"/>
         </w:rPr>
@@ -923,7 +995,7 @@
     </w:p>
     <w:p>
       <w:pPr>
-        <w:pStyle w:val="Listenabsatz"/>
+        <w:pStyle w:val="ListParagraph"/>
         <w:numPr>
           <w:ilvl w:val="0"/>
           <w:numId w:val="11"/>
@@ -938,24 +1010,28 @@
         </w:rPr>
         <w:t xml:space="preserve">Öffne das Leitprogramm und das </w:t>
       </w:r>
-      <w:hyperlink r:id="rId8" w:history="1">
-        <w:r>
-          <w:rPr>
-            <w:rStyle w:val="Hyperlink"/>
-            <w:lang w:val="de-CH"/>
-          </w:rPr>
-          <w:t>Colab_11_FashionMNIST_Daten_</w:t>
-        </w:r>
-        <w:proofErr w:type="gramStart"/>
-        <w:r>
-          <w:rPr>
-            <w:rStyle w:val="Hyperlink"/>
-            <w:lang w:val="de-CH"/>
-          </w:rPr>
-          <w:t>entdecken.ipynb</w:t>
-        </w:r>
-        <w:proofErr w:type="gramEnd"/>
-      </w:hyperlink>
+      <w:r>
+        <w:fldChar w:fldCharType="begin"/>
+      </w:r>
+      <w:r>
+        <w:rPr>
+          <w:lang w:val="de-CH"/>
+        </w:rPr>
+        <w:instrText>HYPERLINK "https://colab.research.google.com/drive/1y1GXoVNEizBxtc3fNA5ozZ28d8UEfXV6"</w:instrText>
+      </w:r>
+      <w:r>
+        <w:fldChar w:fldCharType="separate"/>
+      </w:r>
+      <w:r>
+        <w:rPr>
+          <w:rStyle w:val="Hyperlink"/>
+          <w:lang w:val="de-CH"/>
+        </w:rPr>
+        <w:t>Colab_11_FashionMNIST_Daten_entdecken.ipynb</w:t>
+      </w:r>
+      <w:r>
+        <w:fldChar w:fldCharType="end"/>
+      </w:r>
       <w:r>
         <w:rPr>
           <w:lang w:val="de-CH"/>
@@ -965,7 +1041,7 @@
     </w:p>
     <w:p>
       <w:pPr>
-        <w:pStyle w:val="Listenabsatz"/>
+        <w:pStyle w:val="ListParagraph"/>
         <w:numPr>
           <w:ilvl w:val="0"/>
           <w:numId w:val="11"/>
@@ -996,7 +1072,7 @@
     </w:p>
     <w:p>
       <w:pPr>
-        <w:pStyle w:val="berschrift1"/>
+        <w:pStyle w:val="Heading1"/>
         <w:rPr>
           <w:lang w:val="de-CH"/>
         </w:rPr>
@@ -1024,7 +1100,7 @@
     </w:p>
     <w:p>
       <w:pPr>
-        <w:pStyle w:val="Listenabsatz"/>
+        <w:pStyle w:val="ListParagraph"/>
         <w:numPr>
           <w:ilvl w:val="0"/>
           <w:numId w:val="13"/>
@@ -1042,7 +1118,7 @@
     </w:p>
     <w:p>
       <w:pPr>
-        <w:pStyle w:val="Listenabsatz"/>
+        <w:pStyle w:val="ListParagraph"/>
         <w:numPr>
           <w:ilvl w:val="0"/>
           <w:numId w:val="13"/>
@@ -1128,13 +1204,31 @@
             <w:pPr>
               <w:spacing w:after="0" w:line="252" w:lineRule="auto"/>
             </w:pPr>
+            <w:proofErr w:type="spellStart"/>
             <w:r>
               <w:rPr>
                 <w:b/>
                 <w:sz w:val="21"/>
               </w:rPr>
-              <w:t>Deine Antwort</w:t>
+              <w:t>Deine</w:t>
             </w:r>
+            <w:proofErr w:type="spellEnd"/>
+            <w:r>
+              <w:rPr>
+                <w:b/>
+                <w:sz w:val="21"/>
+              </w:rPr>
+              <w:t xml:space="preserve"> </w:t>
+            </w:r>
+            <w:proofErr w:type="spellStart"/>
+            <w:r>
+              <w:rPr>
+                <w:b/>
+                <w:sz w:val="21"/>
+              </w:rPr>
+              <w:t>Antwort</w:t>
+            </w:r>
+            <w:proofErr w:type="spellEnd"/>
           </w:p>
         </w:tc>
       </w:tr>
@@ -1402,6 +1496,9 @@
         </w:sdtPr>
         <w:sdtContent>
           <w:r>
+            <w:rPr>
+              <w:lang w:val="de-CH"/>
+            </w:rPr>
             <w:t>Mit den Testbildern prüfen wir, ob das Netz auch neue, unbekannte Bilder richtig erkennt und nicht nur die Trainingsbilder auswendig gelernt hat.</w:t>
           </w:r>
         </w:sdtContent>
@@ -1409,7 +1506,7 @@
     </w:p>
     <w:p>
       <w:pPr>
-        <w:pStyle w:val="berschrift1"/>
+        <w:pStyle w:val="Heading1"/>
         <w:rPr>
           <w:lang w:val="de-CH"/>
         </w:rPr>
@@ -1436,7 +1533,7 @@
     </w:p>
     <w:p>
       <w:pPr>
-        <w:pStyle w:val="Listenabsatz"/>
+        <w:pStyle w:val="ListParagraph"/>
         <w:numPr>
           <w:ilvl w:val="0"/>
           <w:numId w:val="15"/>
@@ -1454,7 +1551,7 @@
     </w:p>
     <w:p>
       <w:pPr>
-        <w:pStyle w:val="Listenabsatz"/>
+        <w:pStyle w:val="ListParagraph"/>
         <w:numPr>
           <w:ilvl w:val="0"/>
           <w:numId w:val="15"/>
@@ -1540,13 +1637,47 @@
             <w:pPr>
               <w:spacing w:after="0" w:line="252" w:lineRule="auto"/>
             </w:pPr>
+            <w:proofErr w:type="spellStart"/>
             <w:r>
               <w:rPr>
                 <w:b/>
                 <w:sz w:val="21"/>
               </w:rPr>
-              <w:t>Klassenname im Colab</w:t>
+              <w:t>Klassenname</w:t>
             </w:r>
+            <w:proofErr w:type="spellEnd"/>
+            <w:r>
+              <w:rPr>
+                <w:b/>
+                <w:sz w:val="21"/>
+              </w:rPr>
+              <w:t xml:space="preserve"> </w:t>
+            </w:r>
+            <w:proofErr w:type="spellStart"/>
+            <w:r>
+              <w:rPr>
+                <w:b/>
+                <w:sz w:val="21"/>
+              </w:rPr>
+              <w:t>im</w:t>
+            </w:r>
+            <w:proofErr w:type="spellEnd"/>
+            <w:r>
+              <w:rPr>
+                <w:b/>
+                <w:sz w:val="21"/>
+              </w:rPr>
+              <w:t xml:space="preserve"> </w:t>
+            </w:r>
+            <w:proofErr w:type="spellStart"/>
+            <w:r>
+              <w:rPr>
+                <w:b/>
+                <w:sz w:val="21"/>
+              </w:rPr>
+              <w:t>Colab</w:t>
+            </w:r>
+            <w:proofErr w:type="spellEnd"/>
           </w:p>
         </w:tc>
       </w:tr>
@@ -1684,8 +1815,13 @@
                 <w:text w:multiLine="1"/>
               </w:sdtPr>
               <w:sdtContent>
+                <w:proofErr w:type="spellStart"/>
                 <w:r>
-                  <w:t>Hemd (Shirt)</w:t>
+                  <w:t>Hemd</w:t>
+                </w:r>
+                <w:proofErr w:type="spellEnd"/>
+                <w:r>
+                  <w:t xml:space="preserve"> (Shirt)</w:t>
                 </w:r>
               </w:sdtContent>
             </w:sdt>
@@ -1713,7 +1849,7 @@
     </w:p>
     <w:p>
       <w:pPr>
-        <w:pStyle w:val="berschrift1"/>
+        <w:pStyle w:val="Heading1"/>
         <w:rPr>
           <w:lang w:val="de-CH"/>
         </w:rPr>
@@ -1740,7 +1876,7 @@
     </w:p>
     <w:p>
       <w:pPr>
-        <w:pStyle w:val="Listenabsatz"/>
+        <w:pStyle w:val="ListParagraph"/>
         <w:numPr>
           <w:ilvl w:val="0"/>
           <w:numId w:val="17"/>
@@ -1758,7 +1894,7 @@
     </w:p>
     <w:p>
       <w:pPr>
-        <w:pStyle w:val="Listenabsatz"/>
+        <w:pStyle w:val="ListParagraph"/>
         <w:numPr>
           <w:ilvl w:val="0"/>
           <w:numId w:val="17"/>
@@ -1844,13 +1980,31 @@
             <w:pPr>
               <w:spacing w:after="0" w:line="252" w:lineRule="auto"/>
             </w:pPr>
+            <w:proofErr w:type="spellStart"/>
             <w:r>
               <w:rPr>
                 <w:b/>
                 <w:sz w:val="21"/>
               </w:rPr>
-              <w:t>Deine Antwort</w:t>
+              <w:t>Deine</w:t>
             </w:r>
+            <w:proofErr w:type="spellEnd"/>
+            <w:r>
+              <w:rPr>
+                <w:b/>
+                <w:sz w:val="21"/>
+              </w:rPr>
+              <w:t xml:space="preserve"> </w:t>
+            </w:r>
+            <w:proofErr w:type="spellStart"/>
+            <w:r>
+              <w:rPr>
+                <w:b/>
+                <w:sz w:val="21"/>
+              </w:rPr>
+              <w:t>Antwort</w:t>
+            </w:r>
+            <w:proofErr w:type="spellEnd"/>
           </w:p>
         </w:tc>
       </w:tr>
@@ -1887,11 +2041,47 @@
               </w:rPr>
               <w:t xml:space="preserve">Welche Bildgrösse hat das ganze Bild? </w:t>
             </w:r>
+            <w:proofErr w:type="spellStart"/>
             <w:r>
               <w:rPr>
                 <w:sz w:val="21"/>
               </w:rPr>
-              <w:t>Schreibe Zeilen × Spalten.</w:t>
+              <w:t>Schreibe</w:t>
+            </w:r>
+            <w:proofErr w:type="spellEnd"/>
+            <w:r>
+              <w:rPr>
+                <w:sz w:val="21"/>
+              </w:rPr>
+              <w:t xml:space="preserve"> </w:t>
+            </w:r>
+            <w:proofErr w:type="spellStart"/>
+            <w:r>
+              <w:rPr>
+                <w:sz w:val="21"/>
+              </w:rPr>
+              <w:t>Zeilen</w:t>
+            </w:r>
+            <w:proofErr w:type="spellEnd"/>
+            <w:r>
+              <w:rPr>
+                <w:sz w:val="21"/>
+              </w:rPr>
+              <w:t xml:space="preserve"> × </w:t>
+            </w:r>
+            <w:proofErr w:type="spellStart"/>
+            <w:r>
+              <w:rPr>
+                <w:sz w:val="21"/>
+              </w:rPr>
+              <w:t>Spalten</w:t>
+            </w:r>
+            <w:proofErr w:type="spellEnd"/>
+            <w:r>
+              <w:rPr>
+                <w:sz w:val="21"/>
+              </w:rPr>
+              <w:t>.</w:t>
             </w:r>
           </w:p>
         </w:tc>
@@ -1926,6 +2116,9 @@
               <w:sdtContent>
                 <w:r>
                   <w:t>28 × 28</w:t>
+                </w:r>
+                <w:r>
+                  <w:t xml:space="preserve"> (Isch ja es Quadrat)</w:t>
                 </w:r>
               </w:sdtContent>
             </w:sdt>
@@ -2046,6 +2239,9 @@
         </w:sdtPr>
         <w:sdtContent>
           <w:r>
+            <w:rPr>
+              <w:lang w:val="de-CH"/>
+            </w:rPr>
             <w:t>Die Pixel im Hintergrund haben kleine Werte (nahe 0). Die Pixel auf dem Kleidungsstück haben grosse Werte, die hellsten Stellen bis 255.</w:t>
           </w:r>
         </w:sdtContent>
@@ -2066,7 +2262,7 @@
     </w:p>
     <w:p>
       <w:pPr>
-        <w:pStyle w:val="berschrift1"/>
+        <w:pStyle w:val="Heading1"/>
         <w:rPr>
           <w:lang w:val="de-CH"/>
         </w:rPr>
@@ -2094,7 +2290,7 @@
     </w:p>
     <w:p>
       <w:pPr>
-        <w:pStyle w:val="Listenabsatz"/>
+        <w:pStyle w:val="ListParagraph"/>
         <w:numPr>
           <w:ilvl w:val="0"/>
           <w:numId w:val="19"/>
@@ -2112,7 +2308,7 @@
     </w:p>
     <w:p>
       <w:pPr>
-        <w:pStyle w:val="Listenabsatz"/>
+        <w:pStyle w:val="ListParagraph"/>
         <w:numPr>
           <w:ilvl w:val="0"/>
           <w:numId w:val="19"/>
@@ -2198,13 +2394,31 @@
             <w:pPr>
               <w:spacing w:after="0" w:line="252" w:lineRule="auto"/>
             </w:pPr>
+            <w:proofErr w:type="spellStart"/>
             <w:r>
               <w:rPr>
                 <w:b/>
                 <w:sz w:val="21"/>
               </w:rPr>
-              <w:t>Deine Antwort</w:t>
+              <w:t>Deine</w:t>
             </w:r>
+            <w:proofErr w:type="spellEnd"/>
+            <w:r>
+              <w:rPr>
+                <w:b/>
+                <w:sz w:val="21"/>
+              </w:rPr>
+              <w:t xml:space="preserve"> </w:t>
+            </w:r>
+            <w:proofErr w:type="spellStart"/>
+            <w:r>
+              <w:rPr>
+                <w:b/>
+                <w:sz w:val="21"/>
+              </w:rPr>
+              <w:t>Antwort</w:t>
+            </w:r>
+            <w:proofErr w:type="spellEnd"/>
           </w:p>
         </w:tc>
       </w:tr>
@@ -2397,6 +2611,9 @@
         </w:sdtPr>
         <w:sdtContent>
           <w:r>
+            <w:rPr>
+              <w:lang w:val="de-CH"/>
+            </w:rPr>
             <w:t>Nein, denn manche Klassen sehen sich sehr ähnlich (z. B. Hemd und Pullover), deshalb sind sie trotz gleich vieler Bilder schwieriger zu unterscheiden.</w:t>
           </w:r>
         </w:sdtContent>
@@ -2404,7 +2621,7 @@
     </w:p>
     <w:p>
       <w:pPr>
-        <w:pStyle w:val="berschrift1"/>
+        <w:pStyle w:val="Heading1"/>
         <w:rPr>
           <w:lang w:val="de-CH"/>
         </w:rPr>
@@ -2431,7 +2648,7 @@
     </w:p>
     <w:p>
       <w:pPr>
-        <w:pStyle w:val="Listenabsatz"/>
+        <w:pStyle w:val="ListParagraph"/>
         <w:numPr>
           <w:ilvl w:val="0"/>
           <w:numId w:val="21"/>
@@ -2449,7 +2666,7 @@
     </w:p>
     <w:p>
       <w:pPr>
-        <w:pStyle w:val="Listenabsatz"/>
+        <w:pStyle w:val="ListParagraph"/>
         <w:numPr>
           <w:ilvl w:val="0"/>
           <w:numId w:val="21"/>
@@ -2498,6 +2715,9 @@
         </w:sdtPr>
         <w:sdtContent>
           <w:r>
+            <w:rPr>
+              <w:lang w:val="de-CH"/>
+            </w:rPr>
             <w:t>Hemd und Pullover: Beide haben lange Ärmel, eine ähnliche Länge und fast denselben Umriss.</w:t>
           </w:r>
         </w:sdtContent>
@@ -2536,6 +2756,9 @@
         </w:sdtPr>
         <w:sdtContent>
           <w:r>
+            <w:rPr>
+              <w:lang w:val="de-CH"/>
+            </w:rPr>
             <w:t>Mantel und Pullover: Der Mantel ist oft länger und hat vorne eine Öffnung mit Knöpfen oder Reissverschluss, der Pullover ist vorne geschlossen.</w:t>
           </w:r>
         </w:sdtContent>
@@ -2556,7 +2779,7 @@
     </w:p>
     <w:p>
       <w:pPr>
-        <w:pStyle w:val="berschrift1"/>
+        <w:pStyle w:val="Heading1"/>
         <w:rPr>
           <w:lang w:val="de-CH"/>
         </w:rPr>
@@ -2627,6 +2850,9 @@
         </w:sdtPr>
         <w:sdtContent>
           <w:r>
+            <w:rPr>
+              <w:lang w:val="de-CH"/>
+            </w:rPr>
             <w:t>Wir müssten das Netz mit den Testbildern testen und messen, wie oft es Hemden als Pullover (und umgekehrt) falsch erkennt, also die Trefferquote je Klasse bzw. die Verwechslungen zwischen den Klassen zählen.</w:t>
           </w:r>
         </w:sdtContent>
@@ -2647,7 +2873,7 @@
     </w:p>
     <w:p>
       <w:pPr>
-        <w:pStyle w:val="berschrift1"/>
+        <w:pStyle w:val="Heading1"/>
         <w:rPr>
           <w:lang w:val="de-CH"/>
         </w:rPr>
@@ -2662,7 +2888,7 @@
     </w:p>
     <w:p>
       <w:pPr>
-        <w:pStyle w:val="Listenabsatz"/>
+        <w:pStyle w:val="ListParagraph"/>
         <w:numPr>
           <w:ilvl w:val="0"/>
           <w:numId w:val="23"/>
@@ -2680,7 +2906,7 @@
     </w:p>
     <w:p>
       <w:pPr>
-        <w:pStyle w:val="Listenabsatz"/>
+        <w:pStyle w:val="ListParagraph"/>
         <w:numPr>
           <w:ilvl w:val="0"/>
           <w:numId w:val="23"/>
@@ -2698,7 +2924,7 @@
     </w:p>
     <w:p>
       <w:pPr>
-        <w:pStyle w:val="Listenabsatz"/>
+        <w:pStyle w:val="ListParagraph"/>
         <w:numPr>
           <w:ilvl w:val="0"/>
           <w:numId w:val="23"/>
@@ -2729,7 +2955,7 @@
     </w:p>
     <w:p>
       <w:pPr>
-        <w:pStyle w:val="berschrift1"/>
+        <w:pStyle w:val="Heading1"/>
         <w:rPr>
           <w:lang w:val="de-CH"/>
         </w:rPr>
@@ -2756,7 +2982,7 @@
     </w:p>
     <w:p>
       <w:pPr>
-        <w:pStyle w:val="Listenabsatz"/>
+        <w:pStyle w:val="ListParagraph"/>
         <w:numPr>
           <w:ilvl w:val="0"/>
           <w:numId w:val="25"/>
@@ -2774,7 +3000,7 @@
     </w:p>
     <w:p>
       <w:pPr>
-        <w:pStyle w:val="Listenabsatz"/>
+        <w:pStyle w:val="ListParagraph"/>
         <w:numPr>
           <w:ilvl w:val="0"/>
           <w:numId w:val="25"/>
@@ -2792,7 +3018,7 @@
     </w:p>
     <w:p>
       <w:pPr>
-        <w:pStyle w:val="Listenabsatz"/>
+        <w:pStyle w:val="ListParagraph"/>
         <w:numPr>
           <w:ilvl w:val="0"/>
           <w:numId w:val="25"/>
@@ -2848,6 +3074,7 @@
             <w:pPr>
               <w:spacing w:after="0" w:line="252" w:lineRule="auto"/>
             </w:pPr>
+            <w:proofErr w:type="spellStart"/>
             <w:r>
               <w:rPr>
                 <w:b/>
@@ -2855,6 +3082,7 @@
               </w:rPr>
               <w:t>Bildindex</w:t>
             </w:r>
+            <w:proofErr w:type="spellEnd"/>
           </w:p>
         </w:tc>
         <w:tc>
@@ -2910,6 +3138,7 @@
             <w:pPr>
               <w:spacing w:after="0" w:line="252" w:lineRule="auto"/>
             </w:pPr>
+            <w:proofErr w:type="spellStart"/>
             <w:r>
               <w:rPr>
                 <w:b/>
@@ -2917,6 +3146,7 @@
               </w:rPr>
               <w:t>Klassenname</w:t>
             </w:r>
+            <w:proofErr w:type="spellEnd"/>
           </w:p>
         </w:tc>
       </w:tr>
@@ -3019,8 +3249,13 @@
                 <w:text w:multiLine="1"/>
               </w:sdtPr>
               <w:sdtContent>
+                <w:proofErr w:type="spellStart"/>
                 <w:r>
-                  <w:t>Stiefelette (Ankle boot)</w:t>
+                  <w:t>Stiefelette</w:t>
+                </w:r>
+                <w:proofErr w:type="spellEnd"/>
+                <w:r>
+                  <w:t xml:space="preserve"> (Ankle boot)</w:t>
                 </w:r>
               </w:sdtContent>
             </w:sdt>
@@ -3173,6 +3408,9 @@
         </w:sdtPr>
         <w:sdtContent>
           <w:r>
+            <w:rPr>
+              <w:lang w:val="de-CH"/>
+            </w:rPr>
             <w:t>Beide Bilder zeigen Schuhe, aber es sind zwei verschiedene Klassen: Die Stiefelette ist hoch und geschlossen, die Sandale ist flach und offen. Nebeneinanderliegende Bildnummern haben also nicht dieselbe Klassen-ID.</w:t>
           </w:r>
         </w:sdtContent>
@@ -3198,13 +3436,58 @@
         </w:rPr>
         <w:t xml:space="preserve">Wenn eine Variable fehlt: Führe die Vorbereitung und E2 erneut aus. </w:t>
       </w:r>
+      <w:proofErr w:type="spellStart"/>
       <w:r>
-        <w:t>Verwende bei image_index eine ganze Zahl zwischen 0 und 59 999.</w:t>
+        <w:t>Verwende</w:t>
+      </w:r>
+      <w:proofErr w:type="spellEnd"/>
+      <w:r>
+        <w:t xml:space="preserve"> </w:t>
+      </w:r>
+      <w:proofErr w:type="spellStart"/>
+      <w:r>
+        <w:t>bei</w:t>
+      </w:r>
+      <w:proofErr w:type="spellEnd"/>
+      <w:r>
+        <w:t xml:space="preserve"> </w:t>
+      </w:r>
+      <w:proofErr w:type="spellStart"/>
+      <w:r>
+        <w:t>image_index</w:t>
+      </w:r>
+      <w:proofErr w:type="spellEnd"/>
+      <w:r>
+        <w:t xml:space="preserve"> </w:t>
+      </w:r>
+      <w:proofErr w:type="spellStart"/>
+      <w:r>
+        <w:t>eine</w:t>
+      </w:r>
+      <w:proofErr w:type="spellEnd"/>
+      <w:r>
+        <w:t xml:space="preserve"> </w:t>
+      </w:r>
+      <w:proofErr w:type="spellStart"/>
+      <w:r>
+        <w:t>ganze</w:t>
+      </w:r>
+      <w:proofErr w:type="spellEnd"/>
+      <w:r>
+        <w:t xml:space="preserve"> Zahl </w:t>
+      </w:r>
+      <w:proofErr w:type="spellStart"/>
+      <w:r>
+        <w:t>zwischen</w:t>
+      </w:r>
+      <w:proofErr w:type="spellEnd"/>
+      <w:r>
+        <w:t xml:space="preserve"> 0 und 59 999.</w:t>
       </w:r>
     </w:p>
     <w:sectPr>
-      <w:headerReference w:type="default" r:id="rId9"/>
-      <w:footerReference w:type="default" r:id="rId10"/>
+      <w:headerReference w:type="default" r:id="rId8"/>
+      <w:footerReference w:type="default" r:id="rId9"/>
       <w:pgSz w:w="11906" w:h="16838"/>
       <w:pgMar w:top="1020" w:right="1134" w:bottom="964" w:left="1134" w:header="510" w:footer="482" w:gutter="0"/>
       <w:cols w:space="720"/>
@@ -3215,7 +3498,7 @@
 </file>
 
 <file path=word/endnotes.xml><?xml version="1.0" encoding="utf-8"?>
-<w:endnotes xmlns:wpc="http://schemas.microsoft.com/office/word/2010/wordprocessingCanvas" xmlns:cx="http://schemas.microsoft.com/office/drawing/2014/chartex" xmlns:cx1="http://schemas.microsoft.com/office/drawing/2015/9/8/chartex" xmlns:cx2="http://schemas.microsoft.com/office/drawing/2015/10/21/chartex" xmlns:cx3="http://schemas.microsoft.com/office/drawing/2016/5/9/chartex" xmlns:cx4="http://schemas.microsoft.com/office/drawing/2016/5/10/chartex" xmlns:cx5="http://schemas.microsoft.com/office/drawing/2016/5/11/chartex" xmlns:cx6="http://schemas.microsoft.com/office/drawing/2016/5/12/chartex" xmlns:cx7="http://schemas.microsoft.com/office/drawing/2016/5/13/chartex" xmlns:cx8="http://schemas.microsoft.com/office/drawing/2016/5/14/chartex" xmlns:mc="http://schemas.openxmlformats.org/markup-compatibility/2006" xmlns:m="http://schemas.openxmlformats.org/officeDocument/2006/math" xmlns:aink="http://schemas.microsoft.com/office/drawing/2016/ink" xmlns:am3d="http://schemas.microsoft.com/office/drawing/2017/model3d" xmlns:oel="http://schemas.microsoft.com/office/2019/extlst" xmlns:r="http://schemas.openxmlformats.org/officeDocument/2006/relationships" xmlns:wp14="http://schemas.microsoft.com/office/word/2010/wordprocessingDrawing" xmlns:wp="http://schemas.openxmlformats.org/drawingml/2006/wordprocessingDrawing" xmlns:wpg="http://schemas.microsoft.com/office/word/2010/wordprocessingGroup" xmlns:wpi="http://schemas.microsoft.com/office/word/2010/wordprocessingInk" xmlns:wps="http://schemas.microsoft.com/office/word/2010/wordprocessingShape" xmlns:o="urn:schemas-microsoft-com:office:office" xmlns:v="urn:schemas-microsoft-com:vml" xmlns:w10="urn:schemas-microsoft-com:office:word" xmlns:w="http://schemas.openxmlformats.org/wordprocessingml/2006/main" xmlns:w14="http://schemas.microsoft.com/office/word/2010/wordml" xmlns:w15="http://schemas.microsoft.com/office/word/2012/wordml" xmlns:w16cex="http://schemas.microsoft.com/office/word/2018/wordml/cex" xmlns:w16cid="http://schemas.microsoft.com/office/word/2016/wordml/cid" xmlns:w16="http://schemas.microsoft.com/office/word/2018/wordml" xmlns:w16sdtdh="http://schemas.microsoft.com/office/word/2020/wordml/sdtdatahash" xmlns:w16sdtfl="http://schemas.microsoft.com/office/word/2024/wordml/sdtformatlock" xmlns:w16se="http://schemas.microsoft.com/office/word/2015/wordml/symex" xmlns:w16du="http://schemas.microsoft.com/office/word/2023/wordml/word16du" xmlns:wne="http://schemas.microsoft.com/office/word/2006/wordml" mc:Ignorable="w14 w15 w16se w16cid w16 w16cex w16sdtdh w16sdtfl w16du wp14">
+<w:endnotes xmlns:wpc="http://schemas.microsoft.com/office/word/2010/wordprocessingCanvas" xmlns:cx="http://schemas.microsoft.com/office/drawing/2014/chartex" xmlns:cx1="http://schemas.microsoft.com/office/drawing/2015/9/8/chartex" xmlns:cx2="http://schemas.microsoft.com/office/drawing/2015/10/21/chartex" xmlns:cx3="http://schemas.microsoft.com/office/drawing/2016/5/9/chartex" xmlns:cx4="http://schemas.microsoft.com/office/drawing/2016/5/10/chartex" xmlns:cx5="http://schemas.microsoft.com/office/drawing/2016/5/11/chartex" xmlns:cx6="http://schemas.microsoft.com/office/drawing/2016/5/12/chartex" xmlns:cx7="http://schemas.microsoft.com/office/drawing/2016/5/13/chartex" xmlns:cx8="http://schemas.microsoft.com/office/drawing/2016/5/14/chartex" xmlns:mc="http://schemas.openxmlformats.org/markup-compatibility/2006" xmlns:aink="http://schemas.microsoft.com/office/drawing/2016/ink" xmlns:am3d="http://schemas.microsoft.com/office/drawing/2017/model3d" xmlns:o="urn:schemas-microsoft-com:office:office" xmlns:oel="http://schemas.microsoft.com/office/2019/extlst" xmlns:r="http://schemas.openxmlformats.org/officeDocument/2006/relationships" xmlns:m="http://schemas.openxmlformats.org/officeDocument/2006/math" xmlns:v="urn:schemas-microsoft-com:vml" xmlns:wp14="http://schemas.microsoft.com/office/word/2010/wordprocessingDrawing" xmlns:wp="http://schemas.openxmlformats.org/drawingml/2006/wordprocessingDrawing" xmlns:w10="urn:schemas-microsoft-com:office:word" xmlns:w="http://schemas.openxmlformats.org/wordprocessingml/2006/main" xmlns:w14="http://schemas.microsoft.com/office/word/2010/wordml" xmlns:w15="http://schemas.microsoft.com/office/word/2012/wordml" xmlns:w16cex="http://schemas.microsoft.com/office/word/2018/wordml/cex" xmlns:w16cid="http://schemas.microsoft.com/office/word/2016/wordml/cid" xmlns:w16="http://schemas.microsoft.com/office/word/2018/wordml" xmlns:w16du="http://schemas.microsoft.com/office/word/2023/wordml/word16du" xmlns:w16sdtdh="http://schemas.microsoft.com/office/word/2020/wordml/sdtdatahash" xmlns:w16sdtfl="http://schemas.microsoft.com/office/word/2024/wordml/sdtformatlock" xmlns:w16se="http://schemas.microsoft.com/office/word/2015/wordml/symex" xmlns:wpg="http://schemas.microsoft.com/office/word/2010/wordprocessingGroup" xmlns:wpi="http://schemas.microsoft.com/office/word/2010/wordprocessingInk" xmlns:wne="http://schemas.microsoft.com/office/word/2006/wordml" xmlns:wps="http://schemas.microsoft.com/office/word/2010/wordprocessingShape" mc:Ignorable="w14 w15 w16se w16cid w16 w16cex w16sdtdh w16sdtfl w16du wp14">
   <w:endnote w:type="separator" w:id="-1">
     <w:p>
       <w:pPr>
@@ -3240,18 +3523,43 @@
 </file>
 
 <file path=word/footer1.xml><?xml version="1.0" encoding="utf-8"?>
-<w:ftr xmlns:wpc="http://schemas.microsoft.com/office/word/2010/wordprocessingCanvas" xmlns:cx="http://schemas.microsoft.com/office/drawing/2014/chartex" xmlns:cx1="http://schemas.microsoft.com/office/drawing/2015/9/8/chartex" xmlns:cx2="http://schemas.microsoft.com/office/drawing/2015/10/21/chartex" xmlns:cx3="http://schemas.microsoft.com/office/drawing/2016/5/9/chartex" xmlns:cx4="http://schemas.microsoft.com/office/drawing/2016/5/10/chartex" xmlns:cx5="http://schemas.microsoft.com/office/drawing/2016/5/11/chartex" xmlns:cx6="http://schemas.microsoft.com/office/drawing/2016/5/12/chartex" xmlns:cx7="http://schemas.microsoft.com/office/drawing/2016/5/13/chartex" xmlns:cx8="http://schemas.microsoft.com/office/drawing/2016/5/14/chartex" xmlns:mc="http://schemas.openxmlformats.org/markup-compatibility/2006" xmlns:m="http://schemas.openxmlformats.org/officeDocument/2006/math" xmlns:aink="http://schemas.microsoft.com/office/drawing/2016/ink" xmlns:am3d="http://schemas.microsoft.com/office/drawing/2017/model3d" xmlns:oel="http://schemas.microsoft.com/office/2019/extlst" xmlns:r="http://schemas.openxmlformats.org/officeDocument/2006/relationships" xmlns:wp14="http://schemas.microsoft.com/office/word/2010/wordprocessingDrawing" xmlns:wp="http://schemas.openxmlformats.org/drawingml/2006/wordprocessingDrawing" xmlns:wpg="http://schemas.microsoft.com/office/word/2010/wordprocessingGroup" xmlns:wpi="http://schemas.microsoft.com/office/word/2010/wordprocessingInk" xmlns:wps="http://schemas.microsoft.com/office/word/2010/wordprocessingShape" xmlns:o="urn:schemas-microsoft-com:office:office" xmlns:v="urn:schemas-microsoft-com:vml" xmlns:w10="urn:schemas-microsoft-com:office:word" xmlns:w="http://schemas.openxmlformats.org/wordprocessingml/2006/main" xmlns:w14="http://schemas.microsoft.com/office/word/2010/wordml" xmlns:w15="http://schemas.microsoft.com/office/word/2012/wordml" xmlns:w16cex="http://schemas.microsoft.com/office/word/2018/wordml/cex" xmlns:w16cid="http://schemas.microsoft.com/office/word/2016/wordml/cid" xmlns:w16="http://schemas.microsoft.com/office/word/2018/wordml" xmlns:w16sdtdh="http://schemas.microsoft.com/office/word/2020/wordml/sdtdatahash" xmlns:w16sdtfl="http://schemas.microsoft.com/office/word/2024/wordml/sdtformatlock" xmlns:w16se="http://schemas.microsoft.com/office/word/2015/wordml/symex" xmlns:w16du="http://schemas.microsoft.com/office/word/2023/wordml/word16du" xmlns:wne="http://schemas.microsoft.com/office/word/2006/wordml" mc:Ignorable="w14 w15 w16se w16cid w16 w16cex w16sdtdh w16sdtfl w16du wp14">
+<w:ftr xmlns:wpc="http://schemas.microsoft.com/office/word/2010/wordprocessingCanvas" xmlns:cx="http://schemas.microsoft.com/office/drawing/2014/chartex" xmlns:cx1="http://schemas.microsoft.com/office/drawing/2015/9/8/chartex" xmlns:cx2="http://schemas.microsoft.com/office/drawing/2015/10/21/chartex" xmlns:cx3="http://schemas.microsoft.com/office/drawing/2016/5/9/chartex" xmlns:cx4="http://schemas.microsoft.com/office/drawing/2016/5/10/chartex" xmlns:cx5="http://schemas.microsoft.com/office/drawing/2016/5/11/chartex" xmlns:cx6="http://schemas.microsoft.com/office/drawing/2016/5/12/chartex" xmlns:cx7="http://schemas.microsoft.com/office/drawing/2016/5/13/chartex" xmlns:cx8="http://schemas.microsoft.com/office/drawing/2016/5/14/chartex" xmlns:mc="http://schemas.openxmlformats.org/markup-compatibility/2006" xmlns:aink="http://schemas.microsoft.com/office/drawing/2016/ink" xmlns:am3d="http://schemas.microsoft.com/office/drawing/2017/model3d" xmlns:o="urn:schemas-microsoft-com:office:office" xmlns:oel="http://schemas.microsoft.com/office/2019/extlst" xmlns:r="http://schemas.openxmlformats.org/officeDocument/2006/relationships" xmlns:m="http://schemas.openxmlformats.org/officeDocument/2006/math" xmlns:v="urn:schemas-microsoft-com:vml" xmlns:wp14="http://schemas.microsoft.com/office/word/2010/wordprocessingDrawing" xmlns:wp="http://schemas.openxmlformats.org/drawingml/2006/wordprocessingDrawing" xmlns:w10="urn:schemas-microsoft-com:office:word" xmlns:w="http://schemas.openxmlformats.org/wordprocessingml/2006/main" xmlns:w14="http://schemas.microsoft.com/office/word/2010/wordml" xmlns:w15="http://schemas.microsoft.com/office/word/2012/wordml" xmlns:w16cex="http://schemas.microsoft.com/office/word/2018/wordml/cex" xmlns:w16cid="http://schemas.microsoft.com/office/word/2016/wordml/cid" xmlns:w16="http://schemas.microsoft.com/office/word/2018/wordml" xmlns:w16du="http://schemas.microsoft.com/office/word/2023/wordml/word16du" xmlns:w16sdtdh="http://schemas.microsoft.com/office/word/2020/wordml/sdtdatahash" xmlns:w16sdtfl="http://schemas.microsoft.com/office/word/2024/wordml/sdtformatlock" xmlns:w16se="http://schemas.microsoft.com/office/word/2015/wordml/symex" xmlns:wpg="http://schemas.microsoft.com/office/word/2010/wordprocessingGroup" xmlns:wpi="http://schemas.microsoft.com/office/word/2010/wordprocessingInk" xmlns:wne="http://schemas.microsoft.com/office/word/2006/wordml" xmlns:wps="http://schemas.microsoft.com/office/word/2010/wordprocessingShape" mc:Ignorable="w14 w15 w16se w16cid w16 w16cex w16sdtdh w16sdtfl w16du wp14">
   <w:p>
     <w:pPr>
-      <w:pStyle w:val="Fuzeile"/>
+      <w:pStyle w:val="Footer"/>
       <w:jc w:val="right"/>
     </w:pPr>
+    <w:proofErr w:type="spellStart"/>
     <w:r>
       <w:rPr>
         <w:color w:val="5A646E"/>
         <w:sz w:val="17"/>
       </w:rPr>
-      <w:t xml:space="preserve">Neuronale Netze 11   |   </w:t>
+      <w:t>Neuronale</w:t>
+    </w:r>
+    <w:proofErr w:type="spellEnd"/>
+    <w:r>
+      <w:rPr>
+        <w:color w:val="5A646E"/>
+        <w:sz w:val="17"/>
+      </w:rPr>
+      <w:t xml:space="preserve"> </w:t>
+    </w:r>
+    <w:proofErr w:type="spellStart"/>
+    <w:r>
+      <w:rPr>
+        <w:color w:val="5A646E"/>
+        <w:sz w:val="17"/>
+      </w:rPr>
+      <w:t>Netze</w:t>
+    </w:r>
+    <w:proofErr w:type="spellEnd"/>
+    <w:r>
+      <w:rPr>
+        <w:color w:val="5A646E"/>
+        <w:sz w:val="17"/>
+      </w:rPr>
+      <w:t xml:space="preserve"> 11   |   </w:t>
     </w:r>
     <w:r>
       <w:fldChar w:fldCharType="begin"/>
@@ -3276,7 +3584,7 @@
 </file>
 
 <file path=word/footnotes.xml><?xml version="1.0" encoding="utf-8"?>
-<w:footnotes xmlns:wpc="http://schemas.microsoft.com/office/word/2010/wordprocessingCanvas" xmlns:cx="http://schemas.microsoft.com/office/drawing/2014/chartex" xmlns:cx1="http://schemas.microsoft.com/office/drawing/2015/9/8/chartex" xmlns:cx2="http://schemas.microsoft.com/office/drawing/2015/10/21/chartex" xmlns:cx3="http://schemas.microsoft.com/office/drawing/2016/5/9/chartex" xmlns:cx4="http://schemas.microsoft.com/office/drawing/2016/5/10/chartex" xmlns:cx5="http://schemas.microsoft.com/office/drawing/2016/5/11/chartex" xmlns:cx6="http://schemas.microsoft.com/office/drawing/2016/5/12/chartex" xmlns:cx7="http://schemas.microsoft.com/office/drawing/2016/5/13/chartex" xmlns:cx8="http://schemas.microsoft.com/office/drawing/2016/5/14/chartex" xmlns:mc="http://schemas.openxmlformats.org/markup-compatibility/2006" xmlns:m="http://schemas.openxmlformats.org/officeDocument/2006/math" xmlns:aink="http://schemas.microsoft.com/office/drawing/2016/ink" xmlns:am3d="http://schemas.microsoft.com/office/drawing/2017/model3d" xmlns:oel="http://schemas.microsoft.com/office/2019/extlst" xmlns:r="http://schemas.openxmlformats.org/officeDocument/2006/relationships" xmlns:wp14="http://schemas.microsoft.com/office/word/2010/wordprocessingDrawing" xmlns:wp="http://schemas.openxmlformats.org/drawingml/2006/wordprocessingDrawing" xmlns:wpg="http://schemas.microsoft.com/office/word/2010/wordprocessingGroup" xmlns:wpi="http://schemas.microsoft.com/office/word/2010/wordprocessingInk" xmlns:wps="http://schemas.microsoft.com/office/word/2010/wordprocessingShape" xmlns:o="urn:schemas-microsoft-com:office:office" xmlns:v="urn:schemas-microsoft-com:vml" xmlns:w10="urn:schemas-microsoft-com:office:word" xmlns:w="http://schemas.openxmlformats.org/wordprocessingml/2006/main" xmlns:w14="http://schemas.microsoft.com/office/word/2010/wordml" xmlns:w15="http://schemas.microsoft.com/office/word/2012/wordml" xmlns:w16cex="http://schemas.microsoft.com/office/word/2018/wordml/cex" xmlns:w16cid="http://schemas.microsoft.com/office/word/2016/wordml/cid" xmlns:w16="http://schemas.microsoft.com/office/word/2018/wordml" xmlns:w16sdtdh="http://schemas.microsoft.com/office/word/2020/wordml/sdtdatahash" xmlns:w16sdtfl="http://schemas.microsoft.com/office/word/2024/wordml/sdtformatlock" xmlns:w16se="http://schemas.microsoft.com/office/word/2015/wordml/symex" xmlns:w16du="http://schemas.microsoft.com/office/word/2023/wordml/word16du" xmlns:wne="http://schemas.microsoft.com/office/word/2006/wordml" mc:Ignorable="w14 w15 w16se w16cid w16 w16cex w16sdtdh w16sdtfl w16du wp14">
+<w:footnotes xmlns:wpc="http://schemas.microsoft.com/office/word/2010/wordprocessingCanvas" xmlns:cx="http://schemas.microsoft.com/office/drawing/2014/chartex" xmlns:cx1="http://schemas.microsoft.com/office/drawing/2015/9/8/chartex" xmlns:cx2="http://schemas.microsoft.com/office/drawing/2015/10/21/chartex" xmlns:cx3="http://schemas.microsoft.com/office/drawing/2016/5/9/chartex" xmlns:cx4="http://schemas.microsoft.com/office/drawing/2016/5/10/chartex" xmlns:cx5="http://schemas.microsoft.com/office/drawing/2016/5/11/chartex" xmlns:cx6="http://schemas.microsoft.com/office/drawing/2016/5/12/chartex" xmlns:cx7="http://schemas.microsoft.com/office/drawing/2016/5/13/chartex" xmlns:cx8="http://schemas.microsoft.com/office/drawing/2016/5/14/chartex" xmlns:mc="http://schemas.openxmlformats.org/markup-compatibility/2006" xmlns:aink="http://schemas.microsoft.com/office/drawing/2016/ink" xmlns:am3d="http://schemas.microsoft.com/office/drawing/2017/model3d" xmlns:o="urn:schemas-microsoft-com:office:office" xmlns:oel="http://schemas.microsoft.com/office/2019/extlst" xmlns:r="http://schemas.openxmlformats.org/officeDocument/2006/relationships" xmlns:m="http://schemas.openxmlformats.org/officeDocument/2006/math" xmlns:v="urn:schemas-microsoft-com:vml" xmlns:wp14="http://schemas.microsoft.com/office/word/2010/wordprocessingDrawing" xmlns:wp="http://schemas.openxmlformats.org/drawingml/2006/wordprocessingDrawing" xmlns:w10="urn:schemas-microsoft-com:office:word" xmlns:w="http://schemas.openxmlformats.org/wordprocessingml/2006/main" xmlns:w14="http://schemas.microsoft.com/office/word/2010/wordml" xmlns:w15="http://schemas.microsoft.com/office/word/2012/wordml" xmlns:w16cex="http://schemas.microsoft.com/office/word/2018/wordml/cex" xmlns:w16cid="http://schemas.microsoft.com/office/word/2016/wordml/cid" xmlns:w16="http://schemas.microsoft.com/office/word/2018/wordml" xmlns:w16du="http://schemas.microsoft.com/office/word/2023/wordml/word16du" xmlns:w16sdtdh="http://schemas.microsoft.com/office/word/2020/wordml/sdtdatahash" xmlns:w16sdtfl="http://schemas.microsoft.com/office/word/2024/wordml/sdtformatlock" xmlns:w16se="http://schemas.microsoft.com/office/word/2015/wordml/symex" xmlns:wpg="http://schemas.microsoft.com/office/word/2010/wordprocessingGroup" xmlns:wpi="http://schemas.microsoft.com/office/word/2010/wordprocessingInk" xmlns:wne="http://schemas.microsoft.com/office/word/2006/wordml" xmlns:wps="http://schemas.microsoft.com/office/word/2010/wordprocessingShape" mc:Ignorable="w14 w15 w16se w16cid w16 w16cex w16sdtdh w16sdtfl w16du wp14">
   <w:footnote w:type="separator" w:id="-1">
     <w:p>
       <w:pPr>
@@ -3301,25 +3609,43 @@
 </file>
 
 <file path=word/header1.xml><?xml version="1.0" encoding="utf-8"?>
-<w:hdr xmlns:wpc="http://schemas.microsoft.com/office/word/2010/wordprocessingCanvas" xmlns:cx="http://schemas.microsoft.com/office/drawing/2014/chartex" xmlns:cx1="http://schemas.microsoft.com/office/drawing/2015/9/8/chartex" xmlns:cx2="http://schemas.microsoft.com/office/drawing/2015/10/21/chartex" xmlns:cx3="http://schemas.microsoft.com/office/drawing/2016/5/9/chartex" xmlns:cx4="http://schemas.microsoft.com/office/drawing/2016/5/10/chartex" xmlns:cx5="http://schemas.microsoft.com/office/drawing/2016/5/11/chartex" xmlns:cx6="http://schemas.microsoft.com/office/drawing/2016/5/12/chartex" xmlns:cx7="http://schemas.microsoft.com/office/drawing/2016/5/13/chartex" xmlns:cx8="http://schemas.microsoft.com/office/drawing/2016/5/14/chartex" xmlns:mc="http://schemas.openxmlformats.org/markup-compatibility/2006" xmlns:m="http://schemas.openxmlformats.org/officeDocument/2006/math" xmlns:aink="http://schemas.microsoft.com/office/drawing/2016/ink" xmlns:am3d="http://schemas.microsoft.com/office/drawing/2017/model3d" xmlns:oel="http://schemas.microsoft.com/office/2019/extlst" xmlns:r="http://schemas.openxmlformats.org/officeDocument/2006/relationships" xmlns:wp14="http://schemas.microsoft.com/office/word/2010/wordprocessingDrawing" xmlns:wp="http://schemas.openxmlformats.org/drawingml/2006/wordprocessingDrawing" xmlns:wpg="http://schemas.microsoft.com/office/word/2010/wordprocessingGroup" xmlns:wpi="http://schemas.microsoft.com/office/word/2010/wordprocessingInk" xmlns:wps="http://schemas.microsoft.com/office/word/2010/wordprocessingShape" xmlns:o="urn:schemas-microsoft-com:office:office" xmlns:v="urn:schemas-microsoft-com:vml" xmlns:w10="urn:schemas-microsoft-com:office:word" xmlns:w="http://schemas.openxmlformats.org/wordprocessingml/2006/main" xmlns:w14="http://schemas.microsoft.com/office/word/2010/wordml" xmlns:w15="http://schemas.microsoft.com/office/word/2012/wordml" xmlns:w16cex="http://schemas.microsoft.com/office/word/2018/wordml/cex" xmlns:w16cid="http://schemas.microsoft.com/office/word/2016/wordml/cid" xmlns:w16="http://schemas.microsoft.com/office/word/2018/wordml" xmlns:w16sdtdh="http://schemas.microsoft.com/office/word/2020/wordml/sdtdatahash" xmlns:w16sdtfl="http://schemas.microsoft.com/office/word/2024/wordml/sdtformatlock" xmlns:w16se="http://schemas.microsoft.com/office/word/2015/wordml/symex" xmlns:w16du="http://schemas.microsoft.com/office/word/2023/wordml/word16du" xmlns:wne="http://schemas.microsoft.com/office/word/2006/wordml" mc:Ignorable="w14 w15 w16se w16cid w16 w16cex w16sdtdh w16sdtfl w16du wp14">
+<w:hdr xmlns:wpc="http://schemas.microsoft.com/office/word/2010/wordprocessingCanvas" xmlns:cx="http://schemas.microsoft.com/office/drawing/2014/chartex" xmlns:cx1="http://schemas.microsoft.com/office/drawing/2015/9/8/chartex" xmlns:cx2="http://schemas.microsoft.com/office/drawing/2015/10/21/chartex" xmlns:cx3="http://schemas.microsoft.com/office/drawing/2016/5/9/chartex" xmlns:cx4="http://schemas.microsoft.com/office/drawing/2016/5/10/chartex" xmlns:cx5="http://schemas.microsoft.com/office/drawing/2016/5/11/chartex" xmlns:cx6="http://schemas.microsoft.com/office/drawing/2016/5/12/chartex" xmlns:cx7="http://schemas.microsoft.com/office/drawing/2016/5/13/chartex" xmlns:cx8="http://schemas.microsoft.com/office/drawing/2016/5/14/chartex" xmlns:mc="http://schemas.openxmlformats.org/markup-compatibility/2006" xmlns:aink="http://schemas.microsoft.com/office/drawing/2016/ink" xmlns:am3d="http://schemas.microsoft.com/office/drawing/2017/model3d" xmlns:o="urn:schemas-microsoft-com:office:office" xmlns:oel="http://schemas.microsoft.com/office/2019/extlst" xmlns:r="http://schemas.openxmlformats.org/officeDocument/2006/relationships" xmlns:m="http://schemas.openxmlformats.org/officeDocument/2006/math" xmlns:v="urn:schemas-microsoft-com:vml" xmlns:wp14="http://schemas.microsoft.com/office/word/2010/wordprocessingDrawing" xmlns:wp="http://schemas.openxmlformats.org/drawingml/2006/wordprocessingDrawing" xmlns:w10="urn:schemas-microsoft-com:office:word" xmlns:w="http://schemas.openxmlformats.org/wordprocessingml/2006/main" xmlns:w14="http://schemas.microsoft.com/office/word/2010/wordml" xmlns:w15="http://schemas.microsoft.com/office/word/2012/wordml" xmlns:w16cex="http://schemas.microsoft.com/office/word/2018/wordml/cex" xmlns:w16cid="http://schemas.microsoft.com/office/word/2016/wordml/cid" xmlns:w16="http://schemas.microsoft.com/office/word/2018/wordml" xmlns:w16du="http://schemas.microsoft.com/office/word/2023/wordml/word16du" xmlns:w16sdtdh="http://schemas.microsoft.com/office/word/2020/wordml/sdtdatahash" xmlns:w16sdtfl="http://schemas.microsoft.com/office/word/2024/wordml/sdtformatlock" xmlns:w16se="http://schemas.microsoft.com/office/word/2015/wordml/symex" xmlns:wpg="http://schemas.microsoft.com/office/word/2010/wordprocessingGroup" xmlns:wpi="http://schemas.microsoft.com/office/word/2010/wordprocessingInk" xmlns:wne="http://schemas.microsoft.com/office/word/2006/wordml" xmlns:wps="http://schemas.microsoft.com/office/word/2010/wordprocessingShape" mc:Ignorable="w14 w15 w16se w16cid w16 w16cex w16sdtdh w16sdtfl w16du wp14">
   <w:p>
     <w:pPr>
-      <w:pStyle w:val="Kopfzeile"/>
+      <w:pStyle w:val="Header"/>
       <w:jc w:val="right"/>
     </w:pPr>
+    <w:proofErr w:type="spellStart"/>
     <w:r>
       <w:rPr>
         <w:color w:val="5A646E"/>
         <w:sz w:val="17"/>
       </w:rPr>
-      <w:t>Geführtes Leitprogramm</w:t>
+      <w:t>Geführtes</w:t>
     </w:r>
+    <w:proofErr w:type="spellEnd"/>
+    <w:r>
+      <w:rPr>
+        <w:color w:val="5A646E"/>
+        <w:sz w:val="17"/>
+      </w:rPr>
+      <w:t xml:space="preserve"> </w:t>
+    </w:r>
+    <w:proofErr w:type="spellStart"/>
+    <w:r>
+      <w:rPr>
+        <w:color w:val="5A646E"/>
+        <w:sz w:val="17"/>
+      </w:rPr>
+      <w:t>Leitprogramm</w:t>
+    </w:r>
+    <w:proofErr w:type="spellEnd"/>
   </w:p>
 </w:hdr>
 </file>
 
 <file path=word/numbering.xml><?xml version="1.0" encoding="utf-8"?>
-<w:numbering xmlns:wpc="http://schemas.microsoft.com/office/word/2010/wordprocessingCanvas" xmlns:cx="http://schemas.microsoft.com/office/drawing/2014/chartex" xmlns:cx1="http://schemas.microsoft.com/office/drawing/2015/9/8/chartex" xmlns:cx2="http://schemas.microsoft.com/office/drawing/2015/10/21/chartex" xmlns:cx3="http://schemas.microsoft.com/office/drawing/2016/5/9/chartex" xmlns:cx4="http://schemas.microsoft.com/office/drawing/2016/5/10/chartex" xmlns:cx5="http://schemas.microsoft.com/office/drawing/2016/5/11/chartex" xmlns:cx6="http://schemas.microsoft.com/office/drawing/2016/5/12/chartex" xmlns:cx7="http://schemas.microsoft.com/office/drawing/2016/5/13/chartex" xmlns:cx8="http://schemas.microsoft.com/office/drawing/2016/5/14/chartex" xmlns:mc="http://schemas.openxmlformats.org/markup-compatibility/2006" xmlns:m="http://schemas.openxmlformats.org/officeDocument/2006/math" xmlns:aink="http://schemas.microsoft.com/office/drawing/2016/ink" xmlns:am3d="http://schemas.microsoft.com/office/drawing/2017/model3d" xmlns:oel="http://schemas.microsoft.com/office/2019/extlst" xmlns:r="http://schemas.openxmlformats.org/officeDocument/2006/relationships" xmlns:wp14="http://schemas.microsoft.com/office/word/2010/wordprocessingDrawing" xmlns:wp="http://schemas.openxmlformats.org/drawingml/2006/wordprocessingDrawing" xmlns:wpg="http://schemas.microsoft.com/office/word/2010/wordprocessingGroup" xmlns:wpi="http://schemas.microsoft.com/office/word/2010/wordprocessingInk" xmlns:wps="http://schemas.microsoft.com/office/word/2010/wordprocessingShape" xmlns:o="urn:schemas-microsoft-com:office:office" xmlns:v="urn:schemas-microsoft-com:vml" xmlns:w10="urn:schemas-microsoft-com:office:word" xmlns:w="http://schemas.openxmlformats.org/wordprocessingml/2006/main" xmlns:w14="http://schemas.microsoft.com/office/word/2010/wordml" xmlns:w15="http://schemas.microsoft.com/office/word/2012/wordml" xmlns:w16cex="http://schemas.microsoft.com/office/word/2018/wordml/cex" xmlns:w16cid="http://schemas.microsoft.com/office/word/2016/wordml/cid" xmlns:w16="http://schemas.microsoft.com/office/word/2018/wordml" xmlns:w16sdtdh="http://schemas.microsoft.com/office/word/2020/wordml/sdtdatahash" xmlns:w16sdtfl="http://schemas.microsoft.com/office/word/2024/wordml/sdtformatlock" xmlns:w16se="http://schemas.microsoft.com/office/word/2015/wordml/symex" xmlns:w16du="http://schemas.microsoft.com/office/word/2023/wordml/word16du" xmlns:wne="http://schemas.microsoft.com/office/word/2006/wordml" mc:Ignorable="w14 w15 w16se w16cid w16 w16cex w16sdtdh w16sdtfl w16du wp14">
+<w:numbering xmlns:wpc="http://schemas.microsoft.com/office/word/2010/wordprocessingCanvas" xmlns:cx="http://schemas.microsoft.com/office/drawing/2014/chartex" xmlns:cx1="http://schemas.microsoft.com/office/drawing/2015/9/8/chartex" xmlns:cx2="http://schemas.microsoft.com/office/drawing/2015/10/21/chartex" xmlns:cx3="http://schemas.microsoft.com/office/drawing/2016/5/9/chartex" xmlns:cx4="http://schemas.microsoft.com/office/drawing/2016/5/10/chartex" xmlns:cx5="http://schemas.microsoft.com/office/drawing/2016/5/11/chartex" xmlns:cx6="http://schemas.microsoft.com/office/drawing/2016/5/12/chartex" xmlns:cx7="http://schemas.microsoft.com/office/drawing/2016/5/13/chartex" xmlns:cx8="http://schemas.microsoft.com/office/drawing/2016/5/14/chartex" xmlns:mc="http://schemas.openxmlformats.org/markup-compatibility/2006" xmlns:aink="http://schemas.microsoft.com/office/drawing/2016/ink" xmlns:am3d="http://schemas.microsoft.com/office/drawing/2017/model3d" xmlns:o="urn:schemas-microsoft-com:office:office" xmlns:oel="http://schemas.microsoft.com/office/2019/extlst" xmlns:r="http://schemas.openxmlformats.org/officeDocument/2006/relationships" xmlns:m="http://schemas.openxmlformats.org/officeDocument/2006/math" xmlns:v="urn:schemas-microsoft-com:vml" xmlns:wp14="http://schemas.microsoft.com/office/word/2010/wordprocessingDrawing" xmlns:wp="http://schemas.openxmlformats.org/drawingml/2006/wordprocessingDrawing" xmlns:w10="urn:schemas-microsoft-com:office:word" xmlns:w="http://schemas.openxmlformats.org/wordprocessingml/2006/main" xmlns:w14="http://schemas.microsoft.com/office/word/2010/wordml" xmlns:w15="http://schemas.microsoft.com/office/word/2012/wordml" xmlns:w16cex="http://schemas.microsoft.com/office/word/2018/wordml/cex" xmlns:w16cid="http://schemas.microsoft.com/office/word/2016/wordml/cid" xmlns:w16="http://schemas.microsoft.com/office/word/2018/wordml" xmlns:w16du="http://schemas.microsoft.com/office/word/2023/wordml/word16du" xmlns:w16sdtdh="http://schemas.microsoft.com/office/word/2020/wordml/sdtdatahash" xmlns:w16sdtfl="http://schemas.microsoft.com/office/word/2024/wordml/sdtformatlock" xmlns:w16se="http://schemas.microsoft.com/office/word/2015/wordml/symex" xmlns:wpg="http://schemas.microsoft.com/office/word/2010/wordprocessingGroup" xmlns:wpi="http://schemas.microsoft.com/office/word/2010/wordprocessingInk" xmlns:wne="http://schemas.microsoft.com/office/word/2006/wordml" xmlns:wps="http://schemas.microsoft.com/office/word/2010/wordprocessingShape" mc:Ignorable="w14 w15 w16se w16cid w16 w16cex w16sdtdh w16sdtfl w16du wp14">
   <w:abstractNum w:abstractNumId="0" w15:restartNumberingAfterBreak="0">
     <w:nsid w:val="FFFFFF7C"/>
     <w:multiLevelType w:val="singleLevel"/>
@@ -3361,7 +3687,7 @@
     <w:lvl w:ilvl="0">
       <w:start w:val="1"/>
       <w:numFmt w:val="decimal"/>
-      <w:pStyle w:val="Listennummer3"/>
+      <w:pStyle w:val="ListNumber3"/>
       <w:lvlText w:val="%1."/>
       <w:lvlJc w:val="left"/>
       <w:pPr>
@@ -3379,7 +3705,7 @@
     <w:lvl w:ilvl="0">
       <w:start w:val="1"/>
       <w:numFmt w:val="decimal"/>
-      <w:pStyle w:val="Listennummer2"/>
+      <w:pStyle w:val="ListNumber2"/>
       <w:lvlText w:val="%1."/>
       <w:lvlJc w:val="left"/>
       <w:pPr>
@@ -3417,7 +3743,7 @@
     <w:lvl w:ilvl="0">
       <w:start w:val="1"/>
       <w:numFmt w:val="bullet"/>
-      <w:pStyle w:val="Aufzhlungszeichen3"/>
+      <w:pStyle w:val="ListBullet3"/>
       <w:lvlText w:val=""/>
       <w:lvlJc w:val="left"/>
       <w:pPr>
@@ -3438,7 +3764,7 @@
     <w:lvl w:ilvl="0">
       <w:start w:val="1"/>
       <w:numFmt w:val="bullet"/>
-      <w:pStyle w:val="Aufzhlungszeichen2"/>
+      <w:pStyle w:val="ListBullet2"/>
       <w:lvlText w:val=""/>
       <w:lvlJc w:val="left"/>
       <w:pPr>
@@ -3459,7 +3785,7 @@
     <w:lvl w:ilvl="0">
       <w:start w:val="1"/>
       <w:numFmt w:val="decimal"/>
-      <w:pStyle w:val="Listennummer"/>
+      <w:pStyle w:val="ListNumber"/>
       <w:lvlText w:val="%1."/>
       <w:lvlJc w:val="left"/>
       <w:pPr>
@@ -3477,7 +3803,7 @@
     <w:lvl w:ilvl="0">
       <w:start w:val="1"/>
       <w:numFmt w:val="bullet"/>
-      <w:pStyle w:val="Aufzhlungszeichen"/>
+      <w:pStyle w:val="ListBullet"/>
       <w:lvlText w:val=""/>
       <w:lvlJc w:val="left"/>
       <w:pPr>
@@ -4970,7 +5296,7 @@
 </file>
 
 <file path=word/styles.xml><?xml version="1.0" encoding="utf-8"?>
-<w:styles xmlns:mc="http://schemas.openxmlformats.org/markup-compatibility/2006" xmlns:r="http://schemas.openxmlformats.org/officeDocument/2006/relationships" xmlns:w="http://schemas.openxmlformats.org/wordprocessingml/2006/main" xmlns:w14="http://schemas.microsoft.com/office/word/2010/wordml" xmlns:w15="http://schemas.microsoft.com/office/word/2012/wordml" xmlns:w16cex="http://schemas.microsoft.com/office/word/2018/wordml/cex" xmlns:w16cid="http://schemas.microsoft.com/office/word/2016/wordml/cid" xmlns:w16="http://schemas.microsoft.com/office/word/2018/wordml" xmlns:w16sdtdh="http://schemas.microsoft.com/office/word/2020/wordml/sdtdatahash" xmlns:w16sdtfl="http://schemas.microsoft.com/office/word/2024/wordml/sdtformatlock" xmlns:w16se="http://schemas.microsoft.com/office/word/2015/wordml/symex" xmlns:w16du="http://schemas.microsoft.com/office/word/2023/wordml/word16du" mc:Ignorable="w14 w15 w16se w16cid w16 w16cex w16sdtdh w16sdtfl w16du">
+<w:styles xmlns:mc="http://schemas.openxmlformats.org/markup-compatibility/2006" xmlns:r="http://schemas.openxmlformats.org/officeDocument/2006/relationships" xmlns:w="http://schemas.openxmlformats.org/wordprocessingml/2006/main" xmlns:w14="http://schemas.microsoft.com/office/word/2010/wordml" xmlns:w15="http://schemas.microsoft.com/office/word/2012/wordml" xmlns:w16cex="http://schemas.microsoft.com/office/word/2018/wordml/cex" xmlns:w16cid="http://schemas.microsoft.com/office/word/2016/wordml/cid" xmlns:w16="http://schemas.microsoft.com/office/word/2018/wordml" xmlns:w16du="http://schemas.microsoft.com/office/word/2023/wordml/word16du" xmlns:w16sdtdh="http://schemas.microsoft.com/office/word/2020/wordml/sdtdatahash" xmlns:w16sdtfl="http://schemas.microsoft.com/office/word/2024/wordml/sdtformatlock" xmlns:w16se="http://schemas.microsoft.com/office/word/2015/wordml/symex" mc:Ignorable="w14 w15 w16se w16cid w16 w16cex w16sdtdh w16sdtfl w16du">
   <w:docDefaults>
     <w:rPrDefault>
       <w:rPr>
@@ -5355,7 +5681,7 @@
     <w:lsdException w:name="Unresolved Mention" w:semiHidden="1" w:unhideWhenUsed="1"/>
     <w:lsdException w:name="Smart Link" w:semiHidden="1" w:unhideWhenUsed="1"/>
   </w:latentStyles>
-  <w:style w:type="paragraph" w:default="1" w:styleId="Standard">
+  <w:style w:type="paragraph" w:default="1" w:styleId="Normal">
     <w:name w:val="Normal"/>
     <w:qFormat/>
     <w:rsid w:val="00FC693F"/>
@@ -5367,11 +5693,11 @@
       <w:color w:val="000000"/>
     </w:rPr>
   </w:style>
-  <w:style w:type="paragraph" w:styleId="berschrift1">
+  <w:style w:type="paragraph" w:styleId="Heading1">
     <w:name w:val="heading 1"/>
-    <w:basedOn w:val="Standard"/>
-    <w:next w:val="Standard"/>
-    <w:link w:val="berschrift1Zchn"/>
+    <w:basedOn w:val="Normal"/>
+    <w:next w:val="Normal"/>
+    <w:link w:val="Heading1Char"/>
     <w:uiPriority w:val="9"/>
     <w:qFormat/>
     <w:rsid w:val="00FC693F"/>
@@ -5389,11 +5715,11 @@
       <w:szCs w:val="28"/>
     </w:rPr>
   </w:style>
-  <w:style w:type="paragraph" w:styleId="berschrift2">
+  <w:style w:type="paragraph" w:styleId="Heading2">
     <w:name w:val="heading 2"/>
-    <w:basedOn w:val="Standard"/>
-    <w:next w:val="Standard"/>
-    <w:link w:val="berschrift2Zchn"/>
+    <w:basedOn w:val="Normal"/>
+    <w:next w:val="Normal"/>
+    <w:link w:val="Heading2Char"/>
     <w:uiPriority w:val="9"/>
     <w:unhideWhenUsed/>
     <w:qFormat/>
@@ -5412,11 +5738,11 @@
       <w:szCs w:val="26"/>
     </w:rPr>
   </w:style>
-  <w:style w:type="paragraph" w:styleId="berschrift3">
+  <w:style w:type="paragraph" w:styleId="Heading3">
     <w:name w:val="heading 3"/>
-    <w:basedOn w:val="Standard"/>
-    <w:next w:val="Standard"/>
-    <w:link w:val="berschrift3Zchn"/>
+    <w:basedOn w:val="Normal"/>
+    <w:next w:val="Normal"/>
+    <w:link w:val="Heading3Char"/>
     <w:uiPriority w:val="9"/>
     <w:unhideWhenUsed/>
     <w:qFormat/>
@@ -5434,11 +5760,11 @@
       <w:color w:val="4F81BD" w:themeColor="accent1"/>
     </w:rPr>
   </w:style>
-  <w:style w:type="paragraph" w:styleId="berschrift4">
+  <w:style w:type="paragraph" w:styleId="Heading4">
     <w:name w:val="heading 4"/>
-    <w:basedOn w:val="Standard"/>
-    <w:next w:val="Standard"/>
-    <w:link w:val="berschrift4Zchn"/>
+    <w:basedOn w:val="Normal"/>
+    <w:next w:val="Normal"/>
+    <w:link w:val="Heading4Char"/>
     <w:uiPriority w:val="9"/>
     <w:semiHidden/>
     <w:unhideWhenUsed/>
@@ -5459,11 +5785,11 @@
       <w:color w:val="4F81BD" w:themeColor="accent1"/>
     </w:rPr>
   </w:style>
-  <w:style w:type="paragraph" w:styleId="berschrift5">
+  <w:style w:type="paragraph" w:styleId="Heading5">
     <w:name w:val="heading 5"/>
-    <w:basedOn w:val="Standard"/>
-    <w:next w:val="Standard"/>
-    <w:link w:val="berschrift5Zchn"/>
+    <w:basedOn w:val="Normal"/>
+    <w:next w:val="Normal"/>
+    <w:link w:val="Heading5Char"/>
     <w:uiPriority w:val="9"/>
     <w:semiHidden/>
     <w:unhideWhenUsed/>
@@ -5480,11 +5806,11 @@
       <w:color w:val="243F60" w:themeColor="accent1" w:themeShade="7F"/>
     </w:rPr>
   </w:style>
-  <w:style w:type="paragraph" w:styleId="berschrift6">
+  <w:style w:type="paragraph" w:styleId="Heading6">
     <w:name w:val="heading 6"/>
-    <w:basedOn w:val="Standard"/>
-    <w:next w:val="Standard"/>
-    <w:link w:val="berschrift6Zchn"/>
+    <w:basedOn w:val="Normal"/>
+    <w:next w:val="Normal"/>
+    <w:link w:val="Heading6Char"/>
     <w:uiPriority w:val="9"/>
     <w:semiHidden/>
     <w:unhideWhenUsed/>
@@ -5503,11 +5829,11 @@
       <w:color w:val="243F60" w:themeColor="accent1" w:themeShade="7F"/>
     </w:rPr>
   </w:style>
-  <w:style w:type="paragraph" w:styleId="berschrift7">
+  <w:style w:type="paragraph" w:styleId="Heading7">
     <w:name w:val="heading 7"/>
-    <w:basedOn w:val="Standard"/>
-    <w:next w:val="Standard"/>
-    <w:link w:val="berschrift7Zchn"/>
+    <w:basedOn w:val="Normal"/>
+    <w:next w:val="Normal"/>
+    <w:link w:val="Heading7Char"/>
     <w:uiPriority w:val="9"/>
     <w:semiHidden/>
     <w:unhideWhenUsed/>
@@ -5526,11 +5852,11 @@
       <w:color w:val="404040" w:themeColor="text1" w:themeTint="BF"/>
     </w:rPr>
   </w:style>
-  <w:style w:type="paragraph" w:styleId="berschrift8">
+  <w:style w:type="paragraph" w:styleId="Heading8">
     <w:name w:val="heading 8"/>
-    <w:basedOn w:val="Standard"/>
-    <w:next w:val="Standard"/>
-    <w:link w:val="berschrift8Zchn"/>
+    <w:basedOn w:val="Normal"/>
+    <w:next w:val="Normal"/>
+    <w:link w:val="Heading8Char"/>
     <w:uiPriority w:val="9"/>
     <w:semiHidden/>
     <w:unhideWhenUsed/>
@@ -5549,11 +5875,11 @@
       <w:szCs w:val="20"/>
     </w:rPr>
   </w:style>
-  <w:style w:type="paragraph" w:styleId="berschrift9">
+  <w:style w:type="paragraph" w:styleId="Heading9">
     <w:name w:val="heading 9"/>
-    <w:basedOn w:val="Standard"/>
-    <w:next w:val="Standard"/>
-    <w:link w:val="berschrift9Zchn"/>
+    <w:basedOn w:val="Normal"/>
+    <w:next w:val="Normal"/>
+    <w:link w:val="Heading9Char"/>
     <w:uiPriority w:val="9"/>
     <w:semiHidden/>
     <w:unhideWhenUsed/>
@@ -5574,13 +5900,13 @@
       <w:szCs w:val="20"/>
     </w:rPr>
   </w:style>
-  <w:style w:type="character" w:default="1" w:styleId="Absatz-Standardschriftart">
+  <w:style w:type="character" w:default="1" w:styleId="DefaultParagraphFont">
     <w:name w:val="Default Paragraph Font"/>
     <w:uiPriority w:val="1"/>
     <w:semiHidden/>
     <w:unhideWhenUsed/>
   </w:style>
-  <w:style w:type="table" w:default="1" w:styleId="NormaleTabelle">
+  <w:style w:type="table" w:default="1" w:styleId="TableNormal">
     <w:name w:val="Normal Table"/>
     <w:uiPriority w:val="99"/>
     <w:semiHidden/>
@@ -5595,16 +5921,16 @@
       </w:tblCellMar>
     </w:tblPr>
   </w:style>
-  <w:style w:type="numbering" w:default="1" w:styleId="KeineListe">
+  <w:style w:type="numbering" w:default="1" w:styleId="NoList">
     <w:name w:val="No List"/>
     <w:uiPriority w:val="99"/>
     <w:semiHidden/>
     <w:unhideWhenUsed/>
   </w:style>
-  <w:style w:type="paragraph" w:styleId="Kopfzeile">
+  <w:style w:type="paragraph" w:styleId="Header">
     <w:name w:val="header"/>
-    <w:basedOn w:val="Standard"/>
-    <w:link w:val="KopfzeileZchn"/>
+    <w:basedOn w:val="Normal"/>
+    <w:link w:val="HeaderChar"/>
     <w:uiPriority w:val="99"/>
     <w:unhideWhenUsed/>
     <w:rsid w:val="00E618BF"/>
@@ -5616,17 +5942,17 @@
       <w:spacing w:after="0" w:line="240" w:lineRule="auto"/>
     </w:pPr>
   </w:style>
-  <w:style w:type="character" w:customStyle="1" w:styleId="KopfzeileZchn">
-    <w:name w:val="Kopfzeile Zchn"/>
-    <w:basedOn w:val="Absatz-Standardschriftart"/>
-    <w:link w:val="Kopfzeile"/>
+  <w:style w:type="character" w:customStyle="1" w:styleId="HeaderChar">
+    <w:name w:val="Header Char"/>
+    <w:basedOn w:val="DefaultParagraphFont"/>
+    <w:link w:val="Header"/>
     <w:uiPriority w:val="99"/>
     <w:rsid w:val="00E618BF"/>
   </w:style>
-  <w:style w:type="paragraph" w:styleId="Fuzeile">
+  <w:style w:type="paragraph" w:styleId="Footer">
     <w:name w:val="footer"/>
-    <w:basedOn w:val="Standard"/>
-    <w:link w:val="FuzeileZchn"/>
+    <w:basedOn w:val="Normal"/>
+    <w:link w:val="FooterChar"/>
     <w:uiPriority w:val="99"/>
     <w:unhideWhenUsed/>
     <w:rsid w:val="00E618BF"/>
@@ -5638,14 +5964,14 @@
       <w:spacing w:after="0" w:line="240" w:lineRule="auto"/>
     </w:pPr>
   </w:style>
-  <w:style w:type="character" w:customStyle="1" w:styleId="FuzeileZchn">
-    <w:name w:val="Fußzeile Zchn"/>
-    <w:basedOn w:val="Absatz-Standardschriftart"/>
-    <w:link w:val="Fuzeile"/>
+  <w:style w:type="character" w:customStyle="1" w:styleId="FooterChar">
+    <w:name w:val="Footer Char"/>
+    <w:basedOn w:val="DefaultParagraphFont"/>
+    <w:link w:val="Footer"/>
     <w:uiPriority w:val="99"/>
     <w:rsid w:val="00E618BF"/>
   </w:style>
-  <w:style w:type="paragraph" w:styleId="KeinLeerraum">
+  <w:style w:type="paragraph" w:styleId="NoSpacing">
     <w:name w:val="No Spacing"/>
     <w:uiPriority w:val="1"/>
     <w:qFormat/>
@@ -5654,10 +5980,10 @@
       <w:spacing w:after="0" w:line="240" w:lineRule="auto"/>
     </w:pPr>
   </w:style>
-  <w:style w:type="character" w:customStyle="1" w:styleId="berschrift1Zchn">
-    <w:name w:val="Überschrift 1 Zchn"/>
-    <w:basedOn w:val="Absatz-Standardschriftart"/>
-    <w:link w:val="berschrift1"/>
+  <w:style w:type="character" w:customStyle="1" w:styleId="Heading1Char">
+    <w:name w:val="Heading 1 Char"/>
+    <w:basedOn w:val="DefaultParagraphFont"/>
+    <w:link w:val="Heading1"/>
     <w:uiPriority w:val="9"/>
     <w:rsid w:val="00FC693F"/>
     <w:rPr>
@@ -5669,10 +5995,10 @@
       <w:szCs w:val="28"/>
     </w:rPr>
   </w:style>
-  <w:style w:type="character" w:customStyle="1" w:styleId="berschrift2Zchn">
-    <w:name w:val="Überschrift 2 Zchn"/>
-    <w:basedOn w:val="Absatz-Standardschriftart"/>
-    <w:link w:val="berschrift2"/>
+  <w:style w:type="character" w:customStyle="1" w:styleId="Heading2Char">
+    <w:name w:val="Heading 2 Char"/>
+    <w:basedOn w:val="DefaultParagraphFont"/>
+    <w:link w:val="Heading2"/>
     <w:uiPriority w:val="9"/>
     <w:rsid w:val="00FC693F"/>
     <w:rPr>
@@ -5684,10 +6010,10 @@
       <w:szCs w:val="26"/>
     </w:rPr>
   </w:style>
-  <w:style w:type="character" w:customStyle="1" w:styleId="berschrift3Zchn">
-    <w:name w:val="Überschrift 3 Zchn"/>
-    <w:basedOn w:val="Absatz-Standardschriftart"/>
-    <w:link w:val="berschrift3"/>
+  <w:style w:type="character" w:customStyle="1" w:styleId="Heading3Char">
+    <w:name w:val="Heading 3 Char"/>
+    <w:basedOn w:val="DefaultParagraphFont"/>
+    <w:link w:val="Heading3"/>
     <w:uiPriority w:val="9"/>
     <w:rsid w:val="00FC693F"/>
     <w:rPr>
@@ -5697,11 +6023,11 @@
       <w:color w:val="4F81BD" w:themeColor="accent1"/>
     </w:rPr>
   </w:style>
-  <w:style w:type="paragraph" w:styleId="Titel">
+  <w:style w:type="paragraph" w:styleId="Title">
     <w:name w:val="Title"/>
-    <w:basedOn w:val="Standard"/>
-    <w:next w:val="Standard"/>
-    <w:link w:val="TitelZchn"/>
+    <w:basedOn w:val="Normal"/>
+    <w:next w:val="Normal"/>
+    <w:link w:val="TitleChar"/>
     <w:uiPriority w:val="10"/>
     <w:qFormat/>
     <w:rsid w:val="00FC693F"/>
@@ -5719,10 +6045,10 @@
       <w:szCs w:val="52"/>
     </w:rPr>
   </w:style>
-  <w:style w:type="character" w:customStyle="1" w:styleId="TitelZchn">
-    <w:name w:val="Titel Zchn"/>
-    <w:basedOn w:val="Absatz-Standardschriftart"/>
-    <w:link w:val="Titel"/>
+  <w:style w:type="character" w:customStyle="1" w:styleId="TitleChar">
+    <w:name w:val="Title Char"/>
+    <w:basedOn w:val="DefaultParagraphFont"/>
+    <w:link w:val="Title"/>
     <w:uiPriority w:val="10"/>
     <w:rsid w:val="00FC693F"/>
     <w:rPr>
@@ -5734,11 +6060,11 @@
       <w:szCs w:val="52"/>
     </w:rPr>
   </w:style>
-  <w:style w:type="paragraph" w:styleId="Untertitel">
+  <w:style w:type="paragraph" w:styleId="Subtitle">
     <w:name w:val="Subtitle"/>
-    <w:basedOn w:val="Standard"/>
-    <w:next w:val="Standard"/>
-    <w:link w:val="UntertitelZchn"/>
+    <w:basedOn w:val="Normal"/>
+    <w:next w:val="Normal"/>
+    <w:link w:val="SubtitleChar"/>
     <w:uiPriority w:val="11"/>
     <w:qFormat/>
     <w:rsid w:val="00FC693F"/>
@@ -5757,10 +6083,10 @@
       <w:szCs w:val="24"/>
     </w:rPr>
   </w:style>
-  <w:style w:type="character" w:customStyle="1" w:styleId="UntertitelZchn">
-    <w:name w:val="Untertitel Zchn"/>
-    <w:basedOn w:val="Absatz-Standardschriftart"/>
-    <w:link w:val="Untertitel"/>
+  <w:style w:type="character" w:customStyle="1" w:styleId="SubtitleChar">
+    <w:name w:val="Subtitle Char"/>
+    <w:basedOn w:val="DefaultParagraphFont"/>
+    <w:link w:val="Subtitle"/>
     <w:uiPriority w:val="11"/>
     <w:rsid w:val="00FC693F"/>
     <w:rPr>
@@ -5773,9 +6099,9 @@
       <w:szCs w:val="24"/>
     </w:rPr>
   </w:style>
-  <w:style w:type="paragraph" w:styleId="Listenabsatz">
+  <w:style w:type="paragraph" w:styleId="ListParagraph">
     <w:name w:val="List Paragraph"/>
-    <w:basedOn w:val="Standard"/>
+    <w:basedOn w:val="Normal"/>
     <w:uiPriority w:val="34"/>
     <w:qFormat/>
     <w:rsid w:val="00FC693F"/>
@@ -5784,25 +6110,25 @@
       <w:contextualSpacing/>
     </w:pPr>
   </w:style>
-  <w:style w:type="paragraph" w:styleId="Textkrper">
+  <w:style w:type="paragraph" w:styleId="BodyText">
     <w:name w:val="Body Text"/>
-    <w:basedOn w:val="Standard"/>
-    <w:link w:val="TextkrperZchn"/>
+    <w:basedOn w:val="Normal"/>
+    <w:link w:val="BodyTextChar"/>
     <w:uiPriority w:val="99"/>
     <w:unhideWhenUsed/>
     <w:rsid w:val="00AA1D8D"/>
   </w:style>
-  <w:style w:type="character" w:customStyle="1" w:styleId="TextkrperZchn">
-    <w:name w:val="Textkörper Zchn"/>
-    <w:basedOn w:val="Absatz-Standardschriftart"/>
-    <w:link w:val="Textkrper"/>
+  <w:style w:type="character" w:customStyle="1" w:styleId="BodyTextChar">
+    <w:name w:val="Body Text Char"/>
+    <w:basedOn w:val="DefaultParagraphFont"/>
+    <w:link w:val="BodyText"/>
     <w:uiPriority w:val="99"/>
     <w:rsid w:val="00AA1D8D"/>
   </w:style>
-  <w:style w:type="paragraph" w:styleId="Textkrper2">
+  <w:style w:type="paragraph" w:styleId="BodyText2">
     <w:name w:val="Body Text 2"/>
-    <w:basedOn w:val="Standard"/>
-    <w:link w:val="Textkrper2Zchn"/>
+    <w:basedOn w:val="Normal"/>
+    <w:link w:val="BodyText2Char"/>
     <w:uiPriority w:val="99"/>
     <w:unhideWhenUsed/>
     <w:rsid w:val="00AA1D8D"/>
@@ -5810,17 +6136,17 @@
       <w:spacing w:line="480" w:lineRule="auto"/>
     </w:pPr>
   </w:style>
-  <w:style w:type="character" w:customStyle="1" w:styleId="Textkrper2Zchn">
-    <w:name w:val="Textkörper 2 Zchn"/>
-    <w:basedOn w:val="Absatz-Standardschriftart"/>
-    <w:link w:val="Textkrper2"/>
+  <w:style w:type="character" w:customStyle="1" w:styleId="BodyText2Char">
+    <w:name w:val="Body Text 2 Char"/>
+    <w:basedOn w:val="DefaultParagraphFont"/>
+    <w:link w:val="BodyText2"/>
     <w:uiPriority w:val="99"/>
     <w:rsid w:val="00AA1D8D"/>
   </w:style>
-  <w:style w:type="paragraph" w:styleId="Textkrper3">
+  <w:style w:type="paragraph" w:styleId="BodyText3">
     <w:name w:val="Body Text 3"/>
-    <w:basedOn w:val="Standard"/>
-    <w:link w:val="Textkrper3Zchn"/>
+    <w:basedOn w:val="Normal"/>
+    <w:link w:val="BodyText3Char"/>
     <w:uiPriority w:val="99"/>
     <w:unhideWhenUsed/>
     <w:rsid w:val="00AA1D8D"/>
@@ -5829,10 +6155,10 @@
       <w:szCs w:val="16"/>
     </w:rPr>
   </w:style>
-  <w:style w:type="character" w:customStyle="1" w:styleId="Textkrper3Zchn">
-    <w:name w:val="Textkörper 3 Zchn"/>
-    <w:basedOn w:val="Absatz-Standardschriftart"/>
-    <w:link w:val="Textkrper3"/>
+  <w:style w:type="character" w:customStyle="1" w:styleId="BodyText3Char">
+    <w:name w:val="Body Text 3 Char"/>
+    <w:basedOn w:val="DefaultParagraphFont"/>
+    <w:link w:val="BodyText3"/>
     <w:uiPriority w:val="99"/>
     <w:rsid w:val="00AA1D8D"/>
     <w:rPr>
@@ -5840,9 +6166,9 @@
       <w:szCs w:val="16"/>
     </w:rPr>
   </w:style>
-  <w:style w:type="paragraph" w:styleId="Liste">
+  <w:style w:type="paragraph" w:styleId="List">
     <w:name w:val="List"/>
-    <w:basedOn w:val="Standard"/>
+    <w:basedOn w:val="Normal"/>
     <w:uiPriority w:val="99"/>
     <w:unhideWhenUsed/>
     <w:rsid w:val="00AA1D8D"/>
@@ -5851,9 +6177,9 @@
       <w:contextualSpacing/>
     </w:pPr>
   </w:style>
-  <w:style w:type="paragraph" w:styleId="Liste2">
+  <w:style w:type="paragraph" w:styleId="List2">
     <w:name w:val="List 2"/>
-    <w:basedOn w:val="Standard"/>
+    <w:basedOn w:val="Normal"/>
     <w:uiPriority w:val="99"/>
     <w:unhideWhenUsed/>
     <w:rsid w:val="00326F90"/>
@@ -5862,9 +6188,9 @@
       <w:contextualSpacing/>
     </w:pPr>
   </w:style>
-  <w:style w:type="paragraph" w:styleId="Liste3">
+  <w:style w:type="paragraph" w:styleId="List3">
     <w:name w:val="List 3"/>
-    <w:basedOn w:val="Standard"/>
+    <w:basedOn w:val="Normal"/>
     <w:uiPriority w:val="99"/>
     <w:unhideWhenUsed/>
     <w:rsid w:val="00326F90"/>
@@ -5873,9 +6199,9 @@
       <w:contextualSpacing/>
     </w:pPr>
   </w:style>
-  <w:style w:type="paragraph" w:styleId="Aufzhlungszeichen">
+  <w:style w:type="paragraph" w:styleId="ListBullet">
     <w:name w:val="List Bullet"/>
-    <w:basedOn w:val="Standard"/>
+    <w:basedOn w:val="Normal"/>
     <w:uiPriority w:val="99"/>
     <w:unhideWhenUsed/>
     <w:rsid w:val="00326F90"/>
@@ -5886,9 +6212,9 @@
       <w:contextualSpacing/>
     </w:pPr>
   </w:style>
-  <w:style w:type="paragraph" w:styleId="Aufzhlungszeichen2">
+  <w:style w:type="paragraph" w:styleId="ListBullet2">
     <w:name w:val="List Bullet 2"/>
-    <w:basedOn w:val="Standard"/>
+    <w:basedOn w:val="Normal"/>
     <w:uiPriority w:val="99"/>
     <w:unhideWhenUsed/>
     <w:rsid w:val="00326F90"/>
@@ -5899,9 +6225,9 @@
       <w:contextualSpacing/>
     </w:pPr>
   </w:style>
-  <w:style w:type="paragraph" w:styleId="Aufzhlungszeichen3">
+  <w:style w:type="paragraph" w:styleId="ListBullet3">
     <w:name w:val="List Bullet 3"/>
-    <w:basedOn w:val="Standard"/>
+    <w:basedOn w:val="Normal"/>
     <w:uiPriority w:val="99"/>
     <w:unhideWhenUsed/>
     <w:rsid w:val="00326F90"/>
@@ -5912,9 +6238,9 @@
       <w:contextualSpacing/>
     </w:pPr>
   </w:style>
-  <w:style w:type="paragraph" w:styleId="Listennummer">
+  <w:style w:type="paragraph" w:styleId="ListNumber">
     <w:name w:val="List Number"/>
-    <w:basedOn w:val="Standard"/>
+    <w:basedOn w:val="Normal"/>
     <w:uiPriority w:val="99"/>
     <w:unhideWhenUsed/>
     <w:rsid w:val="00326F90"/>
@@ -5925,9 +6251,9 @@
       <w:contextualSpacing/>
     </w:pPr>
   </w:style>
-  <w:style w:type="paragraph" w:styleId="Listennummer2">
+  <w:style w:type="paragraph" w:styleId="ListNumber2">
     <w:name w:val="List Number 2"/>
-    <w:basedOn w:val="Standard"/>
+    <w:basedOn w:val="Normal"/>
     <w:uiPriority w:val="99"/>
     <w:unhideWhenUsed/>
     <w:rsid w:val="0029639D"/>
@@ -5938,9 +6264,9 @@
       <w:contextualSpacing/>
     </w:pPr>
   </w:style>
-  <w:style w:type="paragraph" w:styleId="Listennummer3">
+  <w:style w:type="paragraph" w:styleId="ListNumber3">
     <w:name w:val="List Number 3"/>
-    <w:basedOn w:val="Standard"/>
+    <w:basedOn w:val="Normal"/>
     <w:uiPriority w:val="99"/>
     <w:unhideWhenUsed/>
     <w:rsid w:val="0029639D"/>
@@ -5951,9 +6277,9 @@
       <w:contextualSpacing/>
     </w:pPr>
   </w:style>
-  <w:style w:type="paragraph" w:styleId="Listenfortsetzung">
+  <w:style w:type="paragraph" w:styleId="ListContinue">
     <w:name w:val="List Continue"/>
-    <w:basedOn w:val="Standard"/>
+    <w:basedOn w:val="Normal"/>
     <w:uiPriority w:val="99"/>
     <w:unhideWhenUsed/>
     <w:rsid w:val="0029639D"/>
@@ -5962,9 +6288,9 @@
       <w:contextualSpacing/>
     </w:pPr>
   </w:style>
-  <w:style w:type="paragraph" w:styleId="Listenfortsetzung2">
+  <w:style w:type="paragraph" w:styleId="ListContinue2">
     <w:name w:val="List Continue 2"/>
-    <w:basedOn w:val="Standard"/>
+    <w:basedOn w:val="Normal"/>
     <w:uiPriority w:val="99"/>
     <w:unhideWhenUsed/>
     <w:rsid w:val="0029639D"/>
@@ -5973,9 +6299,9 @@
       <w:contextualSpacing/>
     </w:pPr>
   </w:style>
-  <w:style w:type="paragraph" w:styleId="Listenfortsetzung3">
+  <w:style w:type="paragraph" w:styleId="ListContinue3">
     <w:name w:val="List Continue 3"/>
-    <w:basedOn w:val="Standard"/>
+    <w:basedOn w:val="Normal"/>
     <w:uiPriority w:val="99"/>
     <w:unhideWhenUsed/>
     <w:rsid w:val="0029639D"/>
@@ -5984,9 +6310,9 @@
       <w:contextualSpacing/>
     </w:pPr>
   </w:style>
-  <w:style w:type="paragraph" w:styleId="Makrotext">
+  <w:style w:type="paragraph" w:styleId="MacroText">
     <w:name w:val="macro"/>
-    <w:link w:val="MakrotextZchn"/>
+    <w:link w:val="MacroTextChar"/>
     <w:uiPriority w:val="99"/>
     <w:unhideWhenUsed/>
     <w:rsid w:val="0029639D"/>
@@ -6007,10 +6333,10 @@
       <w:szCs w:val="20"/>
     </w:rPr>
   </w:style>
-  <w:style w:type="character" w:customStyle="1" w:styleId="MakrotextZchn">
-    <w:name w:val="Makrotext Zchn"/>
-    <w:basedOn w:val="Absatz-Standardschriftart"/>
-    <w:link w:val="Makrotext"/>
+  <w:style w:type="character" w:customStyle="1" w:styleId="MacroTextChar">
+    <w:name w:val="Macro Text Char"/>
+    <w:basedOn w:val="DefaultParagraphFont"/>
+    <w:link w:val="MacroText"/>
     <w:uiPriority w:val="99"/>
     <w:rsid w:val="0029639D"/>
     <w:rPr>
@@ -6019,11 +6345,11 @@
       <w:szCs w:val="20"/>
     </w:rPr>
   </w:style>
-  <w:style w:type="paragraph" w:styleId="Zitat">
+  <w:style w:type="paragraph" w:styleId="Quote">
     <w:name w:val="Quote"/>
-    <w:basedOn w:val="Standard"/>
-    <w:next w:val="Standard"/>
-    <w:link w:val="ZitatZchn"/>
+    <w:basedOn w:val="Normal"/>
+    <w:next w:val="Normal"/>
+    <w:link w:val="QuoteChar"/>
     <w:uiPriority w:val="29"/>
     <w:qFormat/>
     <w:rsid w:val="00FC693F"/>
@@ -6033,10 +6359,10 @@
       <w:color w:val="000000" w:themeColor="text1"/>
     </w:rPr>
   </w:style>
-  <w:style w:type="character" w:customStyle="1" w:styleId="ZitatZchn">
-    <w:name w:val="Zitat Zchn"/>
-    <w:basedOn w:val="Absatz-Standardschriftart"/>
-    <w:link w:val="Zitat"/>
+  <w:style w:type="character" w:customStyle="1" w:styleId="QuoteChar">
+    <w:name w:val="Quote Char"/>
+    <w:basedOn w:val="DefaultParagraphFont"/>
+    <w:link w:val="Quote"/>
     <w:uiPriority w:val="29"/>
     <w:rsid w:val="00FC693F"/>
     <w:rPr>
@@ -6045,10 +6371,10 @@
       <w:color w:val="000000" w:themeColor="text1"/>
     </w:rPr>
   </w:style>
-  <w:style w:type="character" w:customStyle="1" w:styleId="berschrift4Zchn">
-    <w:name w:val="Überschrift 4 Zchn"/>
-    <w:basedOn w:val="Absatz-Standardschriftart"/>
-    <w:link w:val="berschrift4"/>
+  <w:style w:type="character" w:customStyle="1" w:styleId="Heading4Char">
+    <w:name w:val="Heading 4 Char"/>
+    <w:basedOn w:val="DefaultParagraphFont"/>
+    <w:link w:val="Heading4"/>
     <w:uiPriority w:val="9"/>
     <w:semiHidden/>
     <w:rsid w:val="00FC693F"/>
@@ -6061,10 +6387,10 @@
       <w:color w:val="4F81BD" w:themeColor="accent1"/>
     </w:rPr>
   </w:style>
-  <w:style w:type="character" w:customStyle="1" w:styleId="berschrift5Zchn">
-    <w:name w:val="Überschrift 5 Zchn"/>
-    <w:basedOn w:val="Absatz-Standardschriftart"/>
-    <w:link w:val="berschrift5"/>
+  <w:style w:type="character" w:customStyle="1" w:styleId="Heading5Char">
+    <w:name w:val="Heading 5 Char"/>
+    <w:basedOn w:val="DefaultParagraphFont"/>
+    <w:link w:val="Heading5"/>
     <w:uiPriority w:val="9"/>
     <w:semiHidden/>
     <w:rsid w:val="00FC693F"/>
@@ -6073,10 +6399,10 @@
       <w:color w:val="243F60" w:themeColor="accent1" w:themeShade="7F"/>
     </w:rPr>
   </w:style>
-  <w:style w:type="character" w:customStyle="1" w:styleId="berschrift6Zchn">
-    <w:name w:val="Überschrift 6 Zchn"/>
-    <w:basedOn w:val="Absatz-Standardschriftart"/>
-    <w:link w:val="berschrift6"/>
+  <w:style w:type="character" w:customStyle="1" w:styleId="Heading6Char">
+    <w:name w:val="Heading 6 Char"/>
+    <w:basedOn w:val="DefaultParagraphFont"/>
+    <w:link w:val="Heading6"/>
     <w:uiPriority w:val="9"/>
     <w:semiHidden/>
     <w:rsid w:val="00FC693F"/>
@@ -6087,10 +6413,10 @@
       <w:color w:val="243F60" w:themeColor="accent1" w:themeShade="7F"/>
     </w:rPr>
   </w:style>
-  <w:style w:type="character" w:customStyle="1" w:styleId="berschrift7Zchn">
-    <w:name w:val="Überschrift 7 Zchn"/>
-    <w:basedOn w:val="Absatz-Standardschriftart"/>
-    <w:link w:val="berschrift7"/>
+  <w:style w:type="character" w:customStyle="1" w:styleId="Heading7Char">
+    <w:name w:val="Heading 7 Char"/>
+    <w:basedOn w:val="DefaultParagraphFont"/>
+    <w:link w:val="Heading7"/>
     <w:uiPriority w:val="9"/>
     <w:semiHidden/>
     <w:rsid w:val="00FC693F"/>
@@ -6101,10 +6427,10 @@
       <w:color w:val="404040" w:themeColor="text1" w:themeTint="BF"/>
     </w:rPr>
   </w:style>
-  <w:style w:type="character" w:customStyle="1" w:styleId="berschrift8Zchn">
-    <w:name w:val="Überschrift 8 Zchn"/>
-    <w:basedOn w:val="Absatz-Standardschriftart"/>
-    <w:link w:val="berschrift8"/>
+  <w:style w:type="character" w:customStyle="1" w:styleId="Heading8Char">
+    <w:name w:val="Heading 8 Char"/>
+    <w:basedOn w:val="DefaultParagraphFont"/>
+    <w:link w:val="Heading8"/>
     <w:uiPriority w:val="9"/>
     <w:semiHidden/>
     <w:rsid w:val="00FC693F"/>
@@ -6115,10 +6441,10 @@
       <w:szCs w:val="20"/>
     </w:rPr>
   </w:style>
-  <w:style w:type="character" w:customStyle="1" w:styleId="berschrift9Zchn">
-    <w:name w:val="Überschrift 9 Zchn"/>
-    <w:basedOn w:val="Absatz-Standardschriftart"/>
-    <w:link w:val="berschrift9"/>
+  <w:style w:type="character" w:customStyle="1" w:styleId="Heading9Char">
+    <w:name w:val="Heading 9 Char"/>
+    <w:basedOn w:val="DefaultParagraphFont"/>
+    <w:link w:val="Heading9"/>
     <w:uiPriority w:val="9"/>
     <w:semiHidden/>
     <w:rsid w:val="00FC693F"/>
@@ -6131,10 +6457,10 @@
       <w:szCs w:val="20"/>
     </w:rPr>
   </w:style>
-  <w:style w:type="paragraph" w:styleId="Beschriftung">
+  <w:style w:type="paragraph" w:styleId="Caption">
     <w:name w:val="caption"/>
-    <w:basedOn w:val="Standard"/>
-    <w:next w:val="Standard"/>
+    <w:basedOn w:val="Normal"/>
+    <w:next w:val="Normal"/>
     <w:uiPriority w:val="35"/>
     <w:semiHidden/>
     <w:unhideWhenUsed/>
@@ -6151,9 +6477,9 @@
       <w:szCs w:val="18"/>
     </w:rPr>
   </w:style>
-  <w:style w:type="character" w:styleId="Fett">
+  <w:style w:type="character" w:styleId="Strong">
     <w:name w:val="Strong"/>
-    <w:basedOn w:val="Absatz-Standardschriftart"/>
+    <w:basedOn w:val="DefaultParagraphFont"/>
     <w:uiPriority w:val="22"/>
     <w:qFormat/>
     <w:rsid w:val="00FC693F"/>
@@ -6162,9 +6488,9 @@
       <w:bCs/>
     </w:rPr>
   </w:style>
-  <w:style w:type="character" w:styleId="Hervorhebung">
+  <w:style w:type="character" w:styleId="Emphasis">
     <w:name w:val="Emphasis"/>
-    <w:basedOn w:val="Absatz-Standardschriftart"/>
+    <w:basedOn w:val="DefaultParagraphFont"/>
     <w:uiPriority w:val="20"/>
     <w:qFormat/>
     <w:rsid w:val="00FC693F"/>
@@ -6173,11 +6499,11 @@
       <w:iCs/>
     </w:rPr>
   </w:style>
-  <w:style w:type="paragraph" w:styleId="IntensivesZitat">
+  <w:style w:type="paragraph" w:styleId="IntenseQuote">
     <w:name w:val="Intense Quote"/>
-    <w:basedOn w:val="Standard"/>
-    <w:next w:val="Standard"/>
-    <w:link w:val="IntensivesZitatZchn"/>
+    <w:basedOn w:val="Normal"/>
+    <w:next w:val="Normal"/>
+    <w:link w:val="IntenseQuoteChar"/>
     <w:uiPriority w:val="30"/>
     <w:qFormat/>
     <w:rsid w:val="00FC693F"/>
@@ -6196,10 +6522,10 @@
       <w:color w:val="4F81BD" w:themeColor="accent1"/>
     </w:rPr>
   </w:style>
-  <w:style w:type="character" w:customStyle="1" w:styleId="IntensivesZitatZchn">
-    <w:name w:val="Intensives Zitat Zchn"/>
-    <w:basedOn w:val="Absatz-Standardschriftart"/>
-    <w:link w:val="IntensivesZitat"/>
+  <w:style w:type="character" w:customStyle="1" w:styleId="IntenseQuoteChar">
+    <w:name w:val="Intense Quote Char"/>
+    <w:basedOn w:val="DefaultParagraphFont"/>
+    <w:link w:val="IntenseQuote"/>
     <w:uiPriority w:val="30"/>
     <w:rsid w:val="00FC693F"/>
     <w:rPr>
@@ -6210,9 +6536,9 @@
       <w:color w:val="4F81BD" w:themeColor="accent1"/>
     </w:rPr>
   </w:style>
-  <w:style w:type="character" w:styleId="SchwacheHervorhebung">
+  <w:style w:type="character" w:styleId="SubtleEmphasis">
     <w:name w:val="Subtle Emphasis"/>
-    <w:basedOn w:val="Absatz-Standardschriftart"/>
+    <w:basedOn w:val="DefaultParagraphFont"/>
     <w:uiPriority w:val="19"/>
     <w:qFormat/>
     <w:rsid w:val="00FC693F"/>
@@ -6222,9 +6548,9 @@
       <w:color w:val="808080" w:themeColor="text1" w:themeTint="7F"/>
     </w:rPr>
   </w:style>
-  <w:style w:type="character" w:styleId="IntensiveHervorhebung">
+  <w:style w:type="character" w:styleId="IntenseEmphasis">
     <w:name w:val="Intense Emphasis"/>
-    <w:basedOn w:val="Absatz-Standardschriftart"/>
+    <w:basedOn w:val="DefaultParagraphFont"/>
     <w:uiPriority w:val="21"/>
     <w:qFormat/>
     <w:rsid w:val="00FC693F"/>
@@ -6236,9 +6562,9 @@
       <w:color w:val="4F81BD" w:themeColor="accent1"/>
     </w:rPr>
   </w:style>
-  <w:style w:type="character" w:styleId="SchwacherVerweis">
+  <w:style w:type="character" w:styleId="SubtleReference">
     <w:name w:val="Subtle Reference"/>
-    <w:basedOn w:val="Absatz-Standardschriftart"/>
+    <w:basedOn w:val="DefaultParagraphFont"/>
     <w:uiPriority w:val="31"/>
     <w:qFormat/>
     <w:rsid w:val="00FC693F"/>
@@ -6248,9 +6574,9 @@
       <w:u w:val="single"/>
     </w:rPr>
   </w:style>
-  <w:style w:type="character" w:styleId="IntensiverVerweis">
+  <w:style w:type="character" w:styleId="IntenseReference">
     <w:name w:val="Intense Reference"/>
-    <w:basedOn w:val="Absatz-Standardschriftart"/>
+    <w:basedOn w:val="DefaultParagraphFont"/>
     <w:uiPriority w:val="32"/>
     <w:qFormat/>
     <w:rsid w:val="00FC693F"/>
@@ -6263,9 +6589,9 @@
       <w:u w:val="single"/>
     </w:rPr>
   </w:style>
-  <w:style w:type="character" w:styleId="Buchtitel">
+  <w:style w:type="character" w:styleId="BookTitle">
     <w:name w:val="Book Title"/>
-    <w:basedOn w:val="Absatz-Standardschriftart"/>
+    <w:basedOn w:val="DefaultParagraphFont"/>
     <w:uiPriority w:val="33"/>
     <w:qFormat/>
     <w:rsid w:val="00FC693F"/>
@@ -6276,10 +6602,10 @@
       <w:spacing w:val="5"/>
     </w:rPr>
   </w:style>
-  <w:style w:type="paragraph" w:styleId="Inhaltsverzeichnisberschrift">
+  <w:style w:type="paragraph" w:styleId="TOCHeading">
     <w:name w:val="TOC Heading"/>
-    <w:basedOn w:val="berschrift1"/>
-    <w:next w:val="Standard"/>
+    <w:basedOn w:val="Heading1"/>
+    <w:next w:val="Normal"/>
     <w:uiPriority w:val="39"/>
     <w:semiHidden/>
     <w:unhideWhenUsed/>
@@ -6289,9 +6615,9 @@
       <w:outlineLvl w:val="9"/>
     </w:pPr>
   </w:style>
-  <w:style w:type="table" w:styleId="Tabellenraster">
+  <w:style w:type="table" w:styleId="TableGrid">
     <w:name w:val="Table Grid"/>
-    <w:basedOn w:val="NormaleTabelle"/>
+    <w:basedOn w:val="TableNormal"/>
     <w:uiPriority w:val="59"/>
     <w:rsid w:val="00FC693F"/>
     <w:pPr>
@@ -6308,9 +6634,9 @@
       </w:tblBorders>
     </w:tblPr>
   </w:style>
-  <w:style w:type="table" w:styleId="HelleSchattierung">
+  <w:style w:type="table" w:styleId="LightShading">
     <w:name w:val="Light Shading"/>
-    <w:basedOn w:val="NormaleTabelle"/>
+    <w:basedOn w:val="TableNormal"/>
     <w:uiPriority w:val="60"/>
     <w:rsid w:val="00FC693F"/>
     <w:pPr>
@@ -6404,9 +6730,9 @@
       </w:tcPr>
     </w:tblStylePr>
   </w:style>
-  <w:style w:type="table" w:styleId="HelleSchattierung-Akzent1">
+  <w:style w:type="table" w:styleId="LightShading-Accent1">
     <w:name w:val="Light Shading Accent 1"/>
-    <w:basedOn w:val="NormaleTabelle"/>
+    <w:basedOn w:val="TableNormal"/>
     <w:uiPriority w:val="60"/>
     <w:rsid w:val="00FC693F"/>
     <w:pPr>
@@ -6500,9 +6826,9 @@
       </w:tcPr>
     </w:tblStylePr>
   </w:style>
-  <w:style w:type="table" w:styleId="HelleSchattierung-Akzent2">
+  <w:style w:type="table" w:styleId="LightShading-Accent2">
     <w:name w:val="Light Shading Accent 2"/>
-    <w:basedOn w:val="NormaleTabelle"/>
+    <w:basedOn w:val="TableNormal"/>
     <w:uiPriority w:val="60"/>
     <w:rsid w:val="00FC693F"/>
     <w:pPr>
@@ -6596,9 +6922,9 @@
       </w:tcPr>
     </w:tblStylePr>
   </w:style>
-  <w:style w:type="table" w:styleId="HelleSchattierung-Akzent3">
+  <w:style w:type="table" w:styleId="LightShading-Accent3">
     <w:name w:val="Light Shading Accent 3"/>
-    <w:basedOn w:val="NormaleTabelle"/>
+    <w:basedOn w:val="TableNormal"/>
     <w:uiPriority w:val="60"/>
     <w:rsid w:val="00FC693F"/>
     <w:pPr>
@@ -6692,9 +7018,9 @@
       </w:tcPr>
     </w:tblStylePr>
   </w:style>
-  <w:style w:type="table" w:styleId="HelleSchattierung-Akzent4">
+  <w:style w:type="table" w:styleId="LightShading-Accent4">
     <w:name w:val="Light Shading Accent 4"/>
-    <w:basedOn w:val="NormaleTabelle"/>
+    <w:basedOn w:val="TableNormal"/>
     <w:uiPriority w:val="60"/>
     <w:rsid w:val="00FC693F"/>
     <w:pPr>
@@ -6788,9 +7114,9 @@
       </w:tcPr>
     </w:tblStylePr>
   </w:style>
-  <w:style w:type="table" w:styleId="HelleSchattierung-Akzent5">
+  <w:style w:type="table" w:styleId="LightShading-Accent5">
     <w:name w:val="Light Shading Accent 5"/>
-    <w:basedOn w:val="NormaleTabelle"/>
+    <w:basedOn w:val="TableNormal"/>
     <w:uiPriority w:val="60"/>
     <w:rsid w:val="00FC693F"/>
     <w:pPr>
@@ -6884,9 +7210,9 @@
       </w:tcPr>
     </w:tblStylePr>
   </w:style>
-  <w:style w:type="table" w:styleId="HelleSchattierung-Akzent6">
+  <w:style w:type="table" w:styleId="LightShading-Accent6">
     <w:name w:val="Light Shading Accent 6"/>
-    <w:basedOn w:val="NormaleTabelle"/>
+    <w:basedOn w:val="TableNormal"/>
     <w:uiPriority w:val="60"/>
     <w:rsid w:val="00FC693F"/>
     <w:pPr>
@@ -6980,9 +7306,9 @@
       </w:tcPr>
     </w:tblStylePr>
   </w:style>
-  <w:style w:type="table" w:styleId="HelleListe">
+  <w:style w:type="table" w:styleId="LightList">
     <w:name w:val="Light List"/>
-    <w:basedOn w:val="NormaleTabelle"/>
+    <w:basedOn w:val="TableNormal"/>
     <w:uiPriority w:val="61"/>
     <w:rsid w:val="00FC693F"/>
     <w:pPr>
@@ -7065,9 +7391,9 @@
       </w:tcPr>
     </w:tblStylePr>
   </w:style>
-  <w:style w:type="table" w:styleId="HelleListe-Akzent1">
+  <w:style w:type="table" w:styleId="LightList-Accent1">
     <w:name w:val="Light List Accent 1"/>
-    <w:basedOn w:val="NormaleTabelle"/>
+    <w:basedOn w:val="TableNormal"/>
     <w:uiPriority w:val="61"/>
     <w:rsid w:val="00FC693F"/>
     <w:pPr>
@@ -7150,9 +7476,9 @@
       </w:tcPr>
     </w:tblStylePr>
   </w:style>
-  <w:style w:type="table" w:styleId="HelleListe-Akzent2">
+  <w:style w:type="table" w:styleId="LightList-Accent2">
     <w:name w:val="Light List Accent 2"/>
-    <w:basedOn w:val="NormaleTabelle"/>
+    <w:basedOn w:val="TableNormal"/>
     <w:uiPriority w:val="61"/>
     <w:rsid w:val="00CB0664"/>
     <w:pPr>
@@ -7235,9 +7561,9 @@
       </w:tcPr>
     </w:tblStylePr>
   </w:style>
-  <w:style w:type="table" w:styleId="HelleListe-Akzent3">
+  <w:style w:type="table" w:styleId="LightList-Accent3">
     <w:name w:val="Light List Accent 3"/>
-    <w:basedOn w:val="NormaleTabelle"/>
+    <w:basedOn w:val="TableNormal"/>
     <w:uiPriority w:val="61"/>
     <w:rsid w:val="00CB0664"/>
     <w:pPr>
@@ -7320,9 +7646,9 @@
       </w:tcPr>
     </w:tblStylePr>
   </w:style>
-  <w:style w:type="table" w:styleId="HelleListe-Akzent4">
+  <w:style w:type="table" w:styleId="LightList-Accent4">
     <w:name w:val="Light List Accent 4"/>
-    <w:basedOn w:val="NormaleTabelle"/>
+    <w:basedOn w:val="TableNormal"/>
     <w:uiPriority w:val="61"/>
     <w:rsid w:val="00CB0664"/>
     <w:pPr>
@@ -7405,9 +7731,9 @@
       </w:tcPr>
     </w:tblStylePr>
   </w:style>
-  <w:style w:type="table" w:styleId="HelleListe-Akzent5">
+  <w:style w:type="table" w:styleId="LightList-Accent5">
     <w:name w:val="Light List Accent 5"/>
-    <w:basedOn w:val="NormaleTabelle"/>
+    <w:basedOn w:val="TableNormal"/>
     <w:uiPriority w:val="61"/>
     <w:rsid w:val="00CB0664"/>
     <w:pPr>
@@ -7490,9 +7816,9 @@
       </w:tcPr>
     </w:tblStylePr>
   </w:style>
-  <w:style w:type="table" w:styleId="HelleListe-Akzent6">
+  <w:style w:type="table" w:styleId="LightList-Accent6">
     <w:name w:val="Light List Accent 6"/>
-    <w:basedOn w:val="NormaleTabelle"/>
+    <w:basedOn w:val="TableNormal"/>
     <w:uiPriority w:val="61"/>
     <w:rsid w:val="00CB0664"/>
     <w:pPr>
@@ -7575,9 +7901,9 @@
       </w:tcPr>
     </w:tblStylePr>
   </w:style>
-  <w:style w:type="table" w:styleId="HellesRaster">
+  <w:style w:type="table" w:styleId="LightGrid">
     <w:name w:val="Light Grid"/>
-    <w:basedOn w:val="NormaleTabelle"/>
+    <w:basedOn w:val="TableNormal"/>
     <w:uiPriority w:val="62"/>
     <w:rsid w:val="00CB0664"/>
     <w:pPr>
@@ -7698,9 +8024,9 @@
       </w:tcPr>
     </w:tblStylePr>
   </w:style>
-  <w:style w:type="table" w:styleId="HellesRaster-Akzent1">
+  <w:style w:type="table" w:styleId="LightGrid-Accent1">
     <w:name w:val="Light Grid Accent 1"/>
-    <w:basedOn w:val="NormaleTabelle"/>
+    <w:basedOn w:val="TableNormal"/>
     <w:uiPriority w:val="62"/>
     <w:rsid w:val="00CB0664"/>
     <w:pPr>
@@ -7821,9 +8147,9 @@
       </w:tcPr>
     </w:tblStylePr>
   </w:style>
-  <w:style w:type="table" w:styleId="HellesRaster-Akzent2">
+  <w:style w:type="table" w:styleId="LightGrid-Accent2">
     <w:name w:val="Light Grid Accent 2"/>
-    <w:basedOn w:val="NormaleTabelle"/>
+    <w:basedOn w:val="TableNormal"/>
     <w:uiPriority w:val="62"/>
     <w:rsid w:val="00CB0664"/>
     <w:pPr>
@@ -7944,9 +8270,9 @@
       </w:tcPr>
     </w:tblStylePr>
   </w:style>
-  <w:style w:type="table" w:styleId="HellesRaster-Akzent3">
+  <w:style w:type="table" w:styleId="LightGrid-Accent3">
     <w:name w:val="Light Grid Accent 3"/>
-    <w:basedOn w:val="NormaleTabelle"/>
+    <w:basedOn w:val="TableNormal"/>
     <w:uiPriority w:val="62"/>
     <w:rsid w:val="00CB0664"/>
     <w:pPr>
@@ -8067,9 +8393,9 @@
       </w:tcPr>
     </w:tblStylePr>
   </w:style>
-  <w:style w:type="table" w:styleId="HellesRaster-Akzent4">
+  <w:style w:type="table" w:styleId="LightGrid-Accent4">
     <w:name w:val="Light Grid Accent 4"/>
-    <w:basedOn w:val="NormaleTabelle"/>
+    <w:basedOn w:val="TableNormal"/>
     <w:uiPriority w:val="62"/>
     <w:rsid w:val="00CB0664"/>
     <w:pPr>
@@ -8190,9 +8516,9 @@
       </w:tcPr>
     </w:tblStylePr>
   </w:style>
-  <w:style w:type="table" w:styleId="HellesRaster-Akzent5">
+  <w:style w:type="table" w:styleId="LightGrid-Accent5">
     <w:name w:val="Light Grid Accent 5"/>
-    <w:basedOn w:val="NormaleTabelle"/>
+    <w:basedOn w:val="TableNormal"/>
     <w:uiPriority w:val="62"/>
     <w:rsid w:val="00CB0664"/>
     <w:pPr>
@@ -8313,9 +8639,9 @@
       </w:tcPr>
     </w:tblStylePr>
   </w:style>
-  <w:style w:type="table" w:styleId="HellesRaster-Akzent6">
+  <w:style w:type="table" w:styleId="LightGrid-Accent6">
     <w:name w:val="Light Grid Accent 6"/>
-    <w:basedOn w:val="NormaleTabelle"/>
+    <w:basedOn w:val="TableNormal"/>
     <w:uiPriority w:val="62"/>
     <w:rsid w:val="00CB0664"/>
     <w:pPr>
@@ -8436,9 +8762,9 @@
       </w:tcPr>
     </w:tblStylePr>
   </w:style>
-  <w:style w:type="table" w:styleId="MittlereSchattierung1">
+  <w:style w:type="table" w:styleId="MediumShading1">
     <w:name w:val="Medium Shading 1"/>
-    <w:basedOn w:val="NormaleTabelle"/>
+    <w:basedOn w:val="TableNormal"/>
     <w:uiPriority w:val="63"/>
     <w:rsid w:val="00CB0664"/>
     <w:pPr>
@@ -8535,9 +8861,9 @@
       </w:tcPr>
     </w:tblStylePr>
   </w:style>
-  <w:style w:type="table" w:styleId="MittlereSchattierung1-Akzent1">
+  <w:style w:type="table" w:styleId="MediumShading1-Accent1">
     <w:name w:val="Medium Shading 1 Accent 1"/>
-    <w:basedOn w:val="NormaleTabelle"/>
+    <w:basedOn w:val="TableNormal"/>
     <w:uiPriority w:val="63"/>
     <w:rsid w:val="00CB0664"/>
     <w:pPr>
@@ -8634,9 +8960,9 @@
       </w:tcPr>
     </w:tblStylePr>
   </w:style>
-  <w:style w:type="table" w:styleId="MittlereSchattierung1-Akzent2">
+  <w:style w:type="table" w:styleId="MediumShading1-Accent2">
     <w:name w:val="Medium Shading 1 Accent 2"/>
-    <w:basedOn w:val="NormaleTabelle"/>
+    <w:basedOn w:val="TableNormal"/>
     <w:uiPriority w:val="63"/>
     <w:rsid w:val="00CB0664"/>
     <w:pPr>
@@ -8733,9 +9059,9 @@
       </w:tcPr>
     </w:tblStylePr>
   </w:style>
-  <w:style w:type="table" w:styleId="MittlereSchattierung1-Akzent3">
+  <w:style w:type="table" w:styleId="MediumShading1-Accent3">
     <w:name w:val="Medium Shading 1 Accent 3"/>
-    <w:basedOn w:val="NormaleTabelle"/>
+    <w:basedOn w:val="TableNormal"/>
     <w:uiPriority w:val="63"/>
     <w:rsid w:val="00CB0664"/>
     <w:pPr>
@@ -8832,9 +9158,9 @@
       </w:tcPr>
     </w:tblStylePr>
   </w:style>
-  <w:style w:type="table" w:styleId="MittlereSchattierung1-Akzent4">
+  <w:style w:type="table" w:styleId="MediumShading1-Accent4">
     <w:name w:val="Medium Shading 1 Accent 4"/>
-    <w:basedOn w:val="NormaleTabelle"/>
+    <w:basedOn w:val="TableNormal"/>
     <w:uiPriority w:val="63"/>
     <w:rsid w:val="00CB0664"/>
     <w:pPr>
@@ -8931,9 +9257,9 @@
       </w:tcPr>
     </w:tblStylePr>
   </w:style>
-  <w:style w:type="table" w:styleId="MittlereSchattierung1-Akzent5">
+  <w:style w:type="table" w:styleId="MediumShading1-Accent5">
     <w:name w:val="Medium Shading 1 Accent 5"/>
-    <w:basedOn w:val="NormaleTabelle"/>
+    <w:basedOn w:val="TableNormal"/>
     <w:uiPriority w:val="63"/>
     <w:rsid w:val="00CB0664"/>
     <w:pPr>
@@ -9030,9 +9356,9 @@
       </w:tcPr>
     </w:tblStylePr>
   </w:style>
-  <w:style w:type="table" w:styleId="MittlereSchattierung1-Akzent6">
+  <w:style w:type="table" w:styleId="MediumShading1-Accent6">
     <w:name w:val="Medium Shading 1 Accent 6"/>
-    <w:basedOn w:val="NormaleTabelle"/>
+    <w:basedOn w:val="TableNormal"/>
     <w:uiPriority w:val="63"/>
     <w:rsid w:val="00CB0664"/>
     <w:pPr>
@@ -9129,9 +9455,9 @@
       </w:tcPr>
     </w:tblStylePr>
   </w:style>
-  <w:style w:type="table" w:styleId="MittlereSchattierung2">
+  <w:style w:type="table" w:styleId="MediumShading2">
     <w:name w:val="Medium Shading 2"/>
-    <w:basedOn w:val="NormaleTabelle"/>
+    <w:basedOn w:val="TableNormal"/>
     <w:uiPriority w:val="64"/>
     <w:rsid w:val="00CB0664"/>
     <w:pPr>
@@ -9271,9 +9597,9 @@
       </w:tcPr>
     </w:tblStylePr>
   </w:style>
-  <w:style w:type="table" w:styleId="MittlereSchattierung2-Akzent1">
+  <w:style w:type="table" w:styleId="MediumShading2-Accent1">
     <w:name w:val="Medium Shading 2 Accent 1"/>
-    <w:basedOn w:val="NormaleTabelle"/>
+    <w:basedOn w:val="TableNormal"/>
     <w:uiPriority w:val="64"/>
     <w:rsid w:val="00CB0664"/>
     <w:pPr>
@@ -9413,9 +9739,9 @@
       </w:tcPr>
     </w:tblStylePr>
   </w:style>
-  <w:style w:type="table" w:styleId="MittlereSchattierung2-Akzent2">
+  <w:style w:type="table" w:styleId="MediumShading2-Accent2">
     <w:name w:val="Medium Shading 2 Accent 2"/>
-    <w:basedOn w:val="NormaleTabelle"/>
+    <w:basedOn w:val="TableNormal"/>
     <w:uiPriority w:val="64"/>
     <w:rsid w:val="00CB0664"/>
     <w:pPr>
@@ -9555,9 +9881,9 @@
       </w:tcPr>
     </w:tblStylePr>
   </w:style>
-  <w:style w:type="table" w:styleId="MittlereSchattierung2-Akzent3">
+  <w:style w:type="table" w:styleId="MediumShading2-Accent3">
     <w:name w:val="Medium Shading 2 Accent 3"/>
-    <w:basedOn w:val="NormaleTabelle"/>
+    <w:basedOn w:val="TableNormal"/>
     <w:uiPriority w:val="64"/>
     <w:rsid w:val="00CB0664"/>
     <w:pPr>
@@ -9697,9 +10023,9 @@
       </w:tcPr>
     </w:tblStylePr>
   </w:style>
-  <w:style w:type="table" w:styleId="MittlereSchattierung2-Akzent4">
+  <w:style w:type="table" w:styleId="MediumShading2-Accent4">
     <w:name w:val="Medium Shading 2 Accent 4"/>
-    <w:basedOn w:val="NormaleTabelle"/>
+    <w:basedOn w:val="TableNormal"/>
     <w:uiPriority w:val="64"/>
     <w:rsid w:val="00CB0664"/>
     <w:pPr>
@@ -9839,9 +10165,9 @@
       </w:tcPr>
     </w:tblStylePr>
   </w:style>
-  <w:style w:type="table" w:styleId="MittlereSchattierung2-Akzent5">
+  <w:style w:type="table" w:styleId="MediumShading2-Accent5">
     <w:name w:val="Medium Shading 2 Accent 5"/>
-    <w:basedOn w:val="NormaleTabelle"/>
+    <w:basedOn w:val="TableNormal"/>
     <w:uiPriority w:val="64"/>
     <w:rsid w:val="00CB0664"/>
     <w:pPr>
@@ -9981,9 +10307,9 @@
       </w:tcPr>
     </w:tblStylePr>
   </w:style>
-  <w:style w:type="table" w:styleId="MittlereSchattierung2-Akzent6">
+  <w:style w:type="table" w:styleId="MediumShading2-Accent6">
     <w:name w:val="Medium Shading 2 Accent 6"/>
-    <w:basedOn w:val="NormaleTabelle"/>
+    <w:basedOn w:val="TableNormal"/>
     <w:uiPriority w:val="64"/>
     <w:rsid w:val="00CB0664"/>
     <w:pPr>
@@ -10123,9 +10449,9 @@
       </w:tcPr>
     </w:tblStylePr>
   </w:style>
-  <w:style w:type="table" w:styleId="MittlereListe1">
+  <w:style w:type="table" w:styleId="MediumList1">
     <w:name w:val="Medium List 1"/>
-    <w:basedOn w:val="NormaleTabelle"/>
+    <w:basedOn w:val="TableNormal"/>
     <w:uiPriority w:val="65"/>
     <w:rsid w:val="00CB0664"/>
     <w:pPr>
@@ -10200,9 +10526,9 @@
       </w:tcPr>
     </w:tblStylePr>
   </w:style>
-  <w:style w:type="table" w:styleId="MittlereListe1-Akzent1">
+  <w:style w:type="table" w:styleId="MediumList1-Accent1">
     <w:name w:val="Medium List 1 Accent 1"/>
-    <w:basedOn w:val="NormaleTabelle"/>
+    <w:basedOn w:val="TableNormal"/>
     <w:uiPriority w:val="65"/>
     <w:rsid w:val="00CB0664"/>
     <w:pPr>
@@ -10277,9 +10603,9 @@
       </w:tcPr>
     </w:tblStylePr>
   </w:style>
-  <w:style w:type="table" w:styleId="MittlereListe1-Akzent2">
+  <w:style w:type="table" w:styleId="MediumList1-Accent2">
     <w:name w:val="Medium List 1 Accent 2"/>
-    <w:basedOn w:val="NormaleTabelle"/>
+    <w:basedOn w:val="TableNormal"/>
     <w:uiPriority w:val="65"/>
     <w:rsid w:val="00CB0664"/>
     <w:pPr>
@@ -10354,9 +10680,9 @@
       </w:tcPr>
     </w:tblStylePr>
   </w:style>
-  <w:style w:type="table" w:styleId="MittlereListe1-Akzent3">
+  <w:style w:type="table" w:styleId="MediumList1-Accent3">
     <w:name w:val="Medium List 1 Accent 3"/>
-    <w:basedOn w:val="NormaleTabelle"/>
+    <w:basedOn w:val="TableNormal"/>
     <w:uiPriority w:val="65"/>
     <w:rsid w:val="00CB0664"/>
     <w:pPr>
@@ -10431,9 +10757,9 @@
       </w:tcPr>
     </w:tblStylePr>
   </w:style>
-  <w:style w:type="table" w:styleId="MittlereListe1-Akzent4">
+  <w:style w:type="table" w:styleId="MediumList1-Accent4">
     <w:name w:val="Medium List 1 Accent 4"/>
-    <w:basedOn w:val="NormaleTabelle"/>
+    <w:basedOn w:val="TableNormal"/>
     <w:uiPriority w:val="65"/>
     <w:rsid w:val="00CB0664"/>
     <w:pPr>
@@ -10508,9 +10834,9 @@
       </w:tcPr>
     </w:tblStylePr>
   </w:style>
-  <w:style w:type="table" w:styleId="MittlereListe1-Akzent5">
+  <w:style w:type="table" w:styleId="MediumList1-Accent5">
     <w:name w:val="Medium List 1 Accent 5"/>
-    <w:basedOn w:val="NormaleTabelle"/>
+    <w:basedOn w:val="TableNormal"/>
     <w:uiPriority w:val="65"/>
     <w:rsid w:val="00CB0664"/>
     <w:pPr>
@@ -10585,9 +10911,9 @@
       </w:tcPr>
     </w:tblStylePr>
   </w:style>
-  <w:style w:type="table" w:styleId="MittlereListe1-Akzent6">
+  <w:style w:type="table" w:styleId="MediumList1-Accent6">
     <w:name w:val="Medium List 1 Accent 6"/>
-    <w:basedOn w:val="NormaleTabelle"/>
+    <w:basedOn w:val="TableNormal"/>
     <w:uiPriority w:val="65"/>
     <w:rsid w:val="00CB0664"/>
     <w:pPr>
@@ -10662,9 +10988,9 @@
       </w:tcPr>
     </w:tblStylePr>
   </w:style>
-  <w:style w:type="table" w:styleId="MittlereListe2">
+  <w:style w:type="table" w:styleId="MediumList2">
     <w:name w:val="Medium List 2"/>
-    <w:basedOn w:val="NormaleTabelle"/>
+    <w:basedOn w:val="TableNormal"/>
     <w:uiPriority w:val="66"/>
     <w:rsid w:val="00CB0664"/>
     <w:pPr>
@@ -10783,9 +11109,9 @@
       </w:tcPr>
     </w:tblStylePr>
   </w:style>
-  <w:style w:type="table" w:styleId="MittlereListe2-Akzent1">
+  <w:style w:type="table" w:styleId="MediumList2-Accent1">
     <w:name w:val="Medium List 2 Accent 1"/>
-    <w:basedOn w:val="NormaleTabelle"/>
+    <w:basedOn w:val="TableNormal"/>
     <w:uiPriority w:val="66"/>
     <w:rsid w:val="00CB0664"/>
     <w:pPr>
@@ -10904,9 +11230,9 @@
       </w:tcPr>
     </w:tblStylePr>
   </w:style>
-  <w:style w:type="table" w:styleId="MittlereListe2-Akzent2">
+  <w:style w:type="table" w:styleId="MediumList2-Accent2">
     <w:name w:val="Medium List 2 Accent 2"/>
-    <w:basedOn w:val="NormaleTabelle"/>
+    <w:basedOn w:val="TableNormal"/>
     <w:uiPriority w:val="66"/>
     <w:rsid w:val="00CB0664"/>
     <w:pPr>
@@ -11025,9 +11351,9 @@
       </w:tcPr>
     </w:tblStylePr>
   </w:style>
-  <w:style w:type="table" w:styleId="MittlereListe2-Akzent3">
+  <w:style w:type="table" w:styleId="MediumList2-Accent3">
     <w:name w:val="Medium List 2 Accent 3"/>
-    <w:basedOn w:val="NormaleTabelle"/>
+    <w:basedOn w:val="TableNormal"/>
     <w:uiPriority w:val="66"/>
     <w:rsid w:val="00CB0664"/>
     <w:pPr>
@@ -11146,9 +11472,9 @@
       </w:tcPr>
     </w:tblStylePr>
   </w:style>
-  <w:style w:type="table" w:styleId="MittlereListe2-Akzent4">
+  <w:style w:type="table" w:styleId="MediumList2-Accent4">
     <w:name w:val="Medium List 2 Accent 4"/>
-    <w:basedOn w:val="NormaleTabelle"/>
+    <w:basedOn w:val="TableNormal"/>
     <w:uiPriority w:val="66"/>
     <w:rsid w:val="00CB0664"/>
     <w:pPr>
@@ -11267,9 +11593,9 @@
       </w:tcPr>
     </w:tblStylePr>
   </w:style>
-  <w:style w:type="table" w:styleId="MittlereListe2-Akzent5">
+  <w:style w:type="table" w:styleId="MediumList2-Accent5">
     <w:name w:val="Medium List 2 Accent 5"/>
-    <w:basedOn w:val="NormaleTabelle"/>
+    <w:basedOn w:val="TableNormal"/>
     <w:uiPriority w:val="66"/>
     <w:rsid w:val="00CB0664"/>
     <w:pPr>
@@ -11388,9 +11714,9 @@
       </w:tcPr>
     </w:tblStylePr>
   </w:style>
-  <w:style w:type="table" w:styleId="MittlereListe2-Akzent6">
+  <w:style w:type="table" w:styleId="MediumList2-Accent6">
     <w:name w:val="Medium List 2 Accent 6"/>
-    <w:basedOn w:val="NormaleTabelle"/>
+    <w:basedOn w:val="TableNormal"/>
     <w:uiPriority w:val="66"/>
     <w:rsid w:val="00CB0664"/>
     <w:pPr>
@@ -11509,9 +11835,9 @@
       </w:tcPr>
     </w:tblStylePr>
   </w:style>
-  <w:style w:type="table" w:styleId="MittleresRaster1">
+  <w:style w:type="table" w:styleId="MediumGrid1">
     <w:name w:val="Medium Grid 1"/>
-    <w:basedOn w:val="NormaleTabelle"/>
+    <w:basedOn w:val="TableNormal"/>
     <w:uiPriority w:val="67"/>
     <w:rsid w:val="00CB0664"/>
     <w:pPr>
@@ -11575,9 +11901,9 @@
       </w:tcPr>
     </w:tblStylePr>
   </w:style>
-  <w:style w:type="table" w:styleId="MittleresRaster1-Akzent1">
+  <w:style w:type="table" w:styleId="MediumGrid1-Accent1">
     <w:name w:val="Medium Grid 1 Accent 1"/>
-    <w:basedOn w:val="NormaleTabelle"/>
+    <w:basedOn w:val="TableNormal"/>
     <w:uiPriority w:val="67"/>
     <w:rsid w:val="00CB0664"/>
     <w:pPr>
@@ -11641,9 +11967,9 @@
       </w:tcPr>
     </w:tblStylePr>
   </w:style>
-  <w:style w:type="table" w:styleId="MittleresRaster1-Akzent2">
+  <w:style w:type="table" w:styleId="MediumGrid1-Accent2">
     <w:name w:val="Medium Grid 1 Accent 2"/>
-    <w:basedOn w:val="NormaleTabelle"/>
+    <w:basedOn w:val="TableNormal"/>
     <w:uiPriority w:val="67"/>
     <w:rsid w:val="00CB0664"/>
     <w:pPr>
@@ -11707,9 +12033,9 @@
       </w:tcPr>
     </w:tblStylePr>
   </w:style>
-  <w:style w:type="table" w:styleId="MittleresRaster1-Akzent3">
+  <w:style w:type="table" w:styleId="MediumGrid1-Accent3">
     <w:name w:val="Medium Grid 1 Accent 3"/>
-    <w:basedOn w:val="NormaleTabelle"/>
+    <w:basedOn w:val="TableNormal"/>
     <w:uiPriority w:val="67"/>
     <w:rsid w:val="00CB0664"/>
     <w:pPr>
@@ -11773,9 +12099,9 @@
       </w:tcPr>
     </w:tblStylePr>
   </w:style>
-  <w:style w:type="table" w:styleId="MittleresRaster1-Akzent4">
+  <w:style w:type="table" w:styleId="MediumGrid1-Accent4">
     <w:name w:val="Medium Grid 1 Accent 4"/>
-    <w:basedOn w:val="NormaleTabelle"/>
+    <w:basedOn w:val="TableNormal"/>
     <w:uiPriority w:val="67"/>
     <w:rsid w:val="00CB0664"/>
     <w:pPr>
@@ -11839,9 +12165,9 @@
       </w:tcPr>
     </w:tblStylePr>
   </w:style>
-  <w:style w:type="table" w:styleId="MittleresRaster1-Akzent5">
+  <w:style w:type="table" w:styleId="MediumGrid1-Accent5">
     <w:name w:val="Medium Grid 1 Accent 5"/>
-    <w:basedOn w:val="NormaleTabelle"/>
+    <w:basedOn w:val="TableNormal"/>
     <w:uiPriority w:val="67"/>
     <w:rsid w:val="00CB0664"/>
     <w:pPr>
@@ -11905,9 +12231,9 @@
       </w:tcPr>
     </w:tblStylePr>
   </w:style>
-  <w:style w:type="table" w:styleId="MittleresRaster1-Akzent6">
+  <w:style w:type="table" w:styleId="MediumGrid1-Accent6">
     <w:name w:val="Medium Grid 1 Accent 6"/>
-    <w:basedOn w:val="NormaleTabelle"/>
+    <w:basedOn w:val="TableNormal"/>
     <w:uiPriority w:val="67"/>
     <w:rsid w:val="00CB0664"/>
     <w:pPr>
@@ -11971,9 +12297,9 @@
       </w:tcPr>
     </w:tblStylePr>
   </w:style>
-  <w:style w:type="table" w:styleId="MittleresRaster2">
+  <w:style w:type="table" w:styleId="MediumGrid2">
     <w:name w:val="Medium Grid 2"/>
-    <w:basedOn w:val="NormaleTabelle"/>
+    <w:basedOn w:val="TableNormal"/>
     <w:uiPriority w:val="68"/>
     <w:rsid w:val="00CB0664"/>
     <w:pPr>
@@ -12089,9 +12415,9 @@
       </w:tcPr>
     </w:tblStylePr>
   </w:style>
-  <w:style w:type="table" w:styleId="MittleresRaster2-Akzent1">
+  <w:style w:type="table" w:styleId="MediumGrid2-Accent1">
     <w:name w:val="Medium Grid 2 Accent 1"/>
-    <w:basedOn w:val="NormaleTabelle"/>
+    <w:basedOn w:val="TableNormal"/>
     <w:uiPriority w:val="68"/>
     <w:rsid w:val="00CB0664"/>
     <w:pPr>
@@ -12207,9 +12533,9 @@
       </w:tcPr>
     </w:tblStylePr>
   </w:style>
-  <w:style w:type="table" w:styleId="MittleresRaster2-Akzent2">
+  <w:style w:type="table" w:styleId="MediumGrid2-Accent2">
     <w:name w:val="Medium Grid 2 Accent 2"/>
-    <w:basedOn w:val="NormaleTabelle"/>
+    <w:basedOn w:val="TableNormal"/>
     <w:uiPriority w:val="68"/>
     <w:rsid w:val="00CB0664"/>
     <w:pPr>
@@ -12325,9 +12651,9 @@
       </w:tcPr>
     </w:tblStylePr>
   </w:style>
-  <w:style w:type="table" w:styleId="MittleresRaster2-Akzent3">
+  <w:style w:type="table" w:styleId="MediumGrid2-Accent3">
     <w:name w:val="Medium Grid 2 Accent 3"/>
-    <w:basedOn w:val="NormaleTabelle"/>
+    <w:basedOn w:val="TableNormal"/>
     <w:uiPriority w:val="68"/>
     <w:rsid w:val="00CB0664"/>
     <w:pPr>
@@ -12443,9 +12769,9 @@
       </w:tcPr>
     </w:tblStylePr>
   </w:style>
-  <w:style w:type="table" w:styleId="MittleresRaster2-Akzent4">
+  <w:style w:type="table" w:styleId="MediumGrid2-Accent4">
     <w:name w:val="Medium Grid 2 Accent 4"/>
-    <w:basedOn w:val="NormaleTabelle"/>
+    <w:basedOn w:val="TableNormal"/>
     <w:uiPriority w:val="68"/>
     <w:rsid w:val="00CB0664"/>
     <w:pPr>
@@ -12561,9 +12887,9 @@
       </w:tcPr>
     </w:tblStylePr>
   </w:style>
-  <w:style w:type="table" w:styleId="MittleresRaster2-Akzent5">
+  <w:style w:type="table" w:styleId="MediumGrid2-Accent5">
     <w:name w:val="Medium Grid 2 Accent 5"/>
-    <w:basedOn w:val="NormaleTabelle"/>
+    <w:basedOn w:val="TableNormal"/>
     <w:uiPriority w:val="68"/>
     <w:rsid w:val="00CB0664"/>
     <w:pPr>
@@ -12679,9 +13005,9 @@
       </w:tcPr>
     </w:tblStylePr>
   </w:style>
-  <w:style w:type="table" w:styleId="MittleresRaster2-Akzent6">
+  <w:style w:type="table" w:styleId="MediumGrid2-Accent6">
     <w:name w:val="Medium Grid 2 Accent 6"/>
-    <w:basedOn w:val="NormaleTabelle"/>
+    <w:basedOn w:val="TableNormal"/>
     <w:uiPriority w:val="68"/>
     <w:rsid w:val="00CB0664"/>
     <w:pPr>
@@ -12797,9 +13123,9 @@
       </w:tcPr>
     </w:tblStylePr>
   </w:style>
-  <w:style w:type="table" w:styleId="MittleresRaster3">
+  <w:style w:type="table" w:styleId="MediumGrid3">
     <w:name w:val="Medium Grid 3"/>
-    <w:basedOn w:val="NormaleTabelle"/>
+    <w:basedOn w:val="TableNormal"/>
     <w:uiPriority w:val="69"/>
     <w:rsid w:val="00CB0664"/>
     <w:pPr>
@@ -12931,9 +13257,9 @@
       </w:tcPr>
     </w:tblStylePr>
   </w:style>
-  <w:style w:type="table" w:styleId="MittleresRaster3-Akzent1">
+  <w:style w:type="table" w:styleId="MediumGrid3-Accent1">
     <w:name w:val="Medium Grid 3 Accent 1"/>
-    <w:basedOn w:val="NormaleTabelle"/>
+    <w:basedOn w:val="TableNormal"/>
     <w:uiPriority w:val="69"/>
     <w:rsid w:val="00CB0664"/>
     <w:pPr>
@@ -13065,9 +13391,9 @@
       </w:tcPr>
     </w:tblStylePr>
   </w:style>
-  <w:style w:type="table" w:styleId="MittleresRaster3-Akzent2">
+  <w:style w:type="table" w:styleId="MediumGrid3-Accent2">
     <w:name w:val="Medium Grid 3 Accent 2"/>
-    <w:basedOn w:val="NormaleTabelle"/>
+    <w:basedOn w:val="TableNormal"/>
     <w:uiPriority w:val="69"/>
     <w:rsid w:val="00CB0664"/>
     <w:pPr>
@@ -13199,9 +13525,9 @@
       </w:tcPr>
     </w:tblStylePr>
   </w:style>
-  <w:style w:type="table" w:styleId="MittleresRaster3-Akzent3">
+  <w:style w:type="table" w:styleId="MediumGrid3-Accent3">
     <w:name w:val="Medium Grid 3 Accent 3"/>
-    <w:basedOn w:val="NormaleTabelle"/>
+    <w:basedOn w:val="TableNormal"/>
     <w:uiPriority w:val="69"/>
     <w:rsid w:val="00CB0664"/>
     <w:pPr>
@@ -13333,9 +13659,9 @@
       </w:tcPr>
     </w:tblStylePr>
   </w:style>
-  <w:style w:type="table" w:styleId="MittleresRaster3-Akzent4">
+  <w:style w:type="table" w:styleId="MediumGrid3-Accent4">
     <w:name w:val="Medium Grid 3 Accent 4"/>
-    <w:basedOn w:val="NormaleTabelle"/>
+    <w:basedOn w:val="TableNormal"/>
     <w:uiPriority w:val="69"/>
     <w:rsid w:val="00CB0664"/>
     <w:pPr>
@@ -13467,9 +13793,9 @@
       </w:tcPr>
     </w:tblStylePr>
   </w:style>
-  <w:style w:type="table" w:styleId="MittleresRaster3-Akzent5">
+  <w:style w:type="table" w:styleId="MediumGrid3-Accent5">
     <w:name w:val="Medium Grid 3 Accent 5"/>
-    <w:basedOn w:val="NormaleTabelle"/>
+    <w:basedOn w:val="TableNormal"/>
     <w:uiPriority w:val="69"/>
     <w:rsid w:val="00CB0664"/>
     <w:pPr>
@@ -13601,9 +13927,9 @@
       </w:tcPr>
     </w:tblStylePr>
   </w:style>
-  <w:style w:type="table" w:styleId="MittleresRaster3-Akzent6">
+  <w:style w:type="table" w:styleId="MediumGrid3-Accent6">
     <w:name w:val="Medium Grid 3 Accent 6"/>
-    <w:basedOn w:val="NormaleTabelle"/>
+    <w:basedOn w:val="TableNormal"/>
     <w:uiPriority w:val="69"/>
     <w:rsid w:val="00CB0664"/>
     <w:pPr>
@@ -13735,9 +14061,9 @@
       </w:tcPr>
     </w:tblStylePr>
   </w:style>
-  <w:style w:type="table" w:styleId="DunkleListe">
+  <w:style w:type="table" w:styleId="DarkList">
     <w:name w:val="Dark List"/>
-    <w:basedOn w:val="NormaleTabelle"/>
+    <w:basedOn w:val="TableNormal"/>
     <w:uiPriority w:val="70"/>
     <w:rsid w:val="00CB0664"/>
     <w:pPr>
@@ -13842,9 +14168,9 @@
       </w:tcPr>
     </w:tblStylePr>
   </w:style>
-  <w:style w:type="table" w:styleId="DunkleListe-Akzent1">
+  <w:style w:type="table" w:styleId="DarkList-Accent1">
     <w:name w:val="Dark List Accent 1"/>
-    <w:basedOn w:val="NormaleTabelle"/>
+    <w:basedOn w:val="TableNormal"/>
     <w:uiPriority w:val="70"/>
     <w:rsid w:val="00CB0664"/>
     <w:pPr>
@@ -13949,9 +14275,9 @@
       </w:tcPr>
     </w:tblStylePr>
   </w:style>
-  <w:style w:type="table" w:styleId="DunkleListe-Akzent2">
+  <w:style w:type="table" w:styleId="DarkList-Accent2">
     <w:name w:val="Dark List Accent 2"/>
-    <w:basedOn w:val="NormaleTabelle"/>
+    <w:basedOn w:val="TableNormal"/>
     <w:uiPriority w:val="70"/>
     <w:rsid w:val="00CB0664"/>
     <w:pPr>
@@ -14056,9 +14382,9 @@
       </w:tcPr>
     </w:tblStylePr>
   </w:style>
-  <w:style w:type="table" w:styleId="DunkleListe-Akzent3">
+  <w:style w:type="table" w:styleId="DarkList-Accent3">
     <w:name w:val="Dark List Accent 3"/>
-    <w:basedOn w:val="NormaleTabelle"/>
+    <w:basedOn w:val="TableNormal"/>
     <w:uiPriority w:val="70"/>
     <w:rsid w:val="00CB0664"/>
     <w:pPr>
@@ -14163,9 +14489,9 @@
       </w:tcPr>
     </w:tblStylePr>
   </w:style>
-  <w:style w:type="table" w:styleId="DunkleListe-Akzent4">
+  <w:style w:type="table" w:styleId="DarkList-Accent4">
     <w:name w:val="Dark List Accent 4"/>
-    <w:basedOn w:val="NormaleTabelle"/>
+    <w:basedOn w:val="TableNormal"/>
     <w:uiPriority w:val="70"/>
     <w:rsid w:val="00CB0664"/>
     <w:pPr>
@@ -14270,9 +14596,9 @@
       </w:tcPr>
     </w:tblStylePr>
   </w:style>
-  <w:style w:type="table" w:styleId="DunkleListe-Akzent5">
+  <w:style w:type="table" w:styleId="DarkList-Accent5">
     <w:name w:val="Dark List Accent 5"/>
-    <w:basedOn w:val="NormaleTabelle"/>
+    <w:basedOn w:val="TableNormal"/>
     <w:uiPriority w:val="70"/>
     <w:rsid w:val="00CB0664"/>
     <w:pPr>
@@ -14377,9 +14703,9 @@
       </w:tcPr>
     </w:tblStylePr>
   </w:style>
-  <w:style w:type="table" w:styleId="DunkleListe-Akzent6">
+  <w:style w:type="table" w:styleId="DarkList-Accent6">
     <w:name w:val="Dark List Accent 6"/>
-    <w:basedOn w:val="NormaleTabelle"/>
+    <w:basedOn w:val="TableNormal"/>
     <w:uiPriority w:val="70"/>
     <w:rsid w:val="00CB0664"/>
     <w:pPr>
@@ -14484,9 +14810,9 @@
       </w:tcPr>
     </w:tblStylePr>
   </w:style>
-  <w:style w:type="table" w:styleId="FarbigeSchattierung">
+  <w:style w:type="table" w:styleId="ColorfulShading">
     <w:name w:val="Colorful Shading"/>
-    <w:basedOn w:val="NormaleTabelle"/>
+    <w:basedOn w:val="TableNormal"/>
     <w:uiPriority w:val="71"/>
     <w:rsid w:val="00CB0664"/>
     <w:pPr>
@@ -14599,9 +14925,9 @@
       </w:rPr>
     </w:tblStylePr>
   </w:style>
-  <w:style w:type="table" w:styleId="FarbigeSchattierung-Akzent1">
+  <w:style w:type="table" w:styleId="ColorfulShading-Accent1">
     <w:name w:val="Colorful Shading Accent 1"/>
-    <w:basedOn w:val="NormaleTabelle"/>
+    <w:basedOn w:val="TableNormal"/>
     <w:uiPriority w:val="71"/>
     <w:rsid w:val="00CB0664"/>
     <w:pPr>
@@ -14714,9 +15040,9 @@
       </w:rPr>
     </w:tblStylePr>
   </w:style>
-  <w:style w:type="table" w:styleId="FarbigeSchattierung-Akzent2">
+  <w:style w:type="table" w:styleId="ColorfulShading-Accent2">
     <w:name w:val="Colorful Shading Accent 2"/>
-    <w:basedOn w:val="NormaleTabelle"/>
+    <w:basedOn w:val="TableNormal"/>
     <w:uiPriority w:val="71"/>
     <w:rsid w:val="00CB0664"/>
     <w:pPr>
@@ -14829,9 +15155,9 @@
       </w:rPr>
     </w:tblStylePr>
   </w:style>
-  <w:style w:type="table" w:styleId="FarbigeSchattierung-Akzent3">
+  <w:style w:type="table" w:styleId="ColorfulShading-Accent3">
     <w:name w:val="Colorful Shading Accent 3"/>
-    <w:basedOn w:val="NormaleTabelle"/>
+    <w:basedOn w:val="TableNormal"/>
     <w:uiPriority w:val="71"/>
     <w:rsid w:val="00CB0664"/>
     <w:pPr>
@@ -14934,9 +15260,9 @@
       </w:tcPr>
     </w:tblStylePr>
   </w:style>
-  <w:style w:type="table" w:styleId="FarbigeSchattierung-Akzent4">
+  <w:style w:type="table" w:styleId="ColorfulShading-Accent4">
     <w:name w:val="Colorful Shading Accent 4"/>
-    <w:basedOn w:val="NormaleTabelle"/>
+    <w:basedOn w:val="TableNormal"/>
     <w:uiPriority w:val="71"/>
     <w:rsid w:val="00CB0664"/>
     <w:pPr>
@@ -15049,9 +15375,9 @@
       </w:rPr>
     </w:tblStylePr>
   </w:style>
-  <w:style w:type="table" w:styleId="FarbigeSchattierung-Akzent5">
+  <w:style w:type="table" w:styleId="ColorfulShading-Accent5">
     <w:name w:val="Colorful Shading Accent 5"/>
-    <w:basedOn w:val="NormaleTabelle"/>
+    <w:basedOn w:val="TableNormal"/>
     <w:uiPriority w:val="71"/>
     <w:rsid w:val="00CB0664"/>
     <w:pPr>
@@ -15164,9 +15490,9 @@
       </w:rPr>
     </w:tblStylePr>
   </w:style>
-  <w:style w:type="table" w:styleId="FarbigeSchattierung-Akzent6">
+  <w:style w:type="table" w:styleId="ColorfulShading-Accent6">
     <w:name w:val="Colorful Shading Accent 6"/>
-    <w:basedOn w:val="NormaleTabelle"/>
+    <w:basedOn w:val="TableNormal"/>
     <w:uiPriority w:val="71"/>
     <w:rsid w:val="00CB0664"/>
     <w:pPr>
@@ -15279,9 +15605,9 @@
       </w:rPr>
     </w:tblStylePr>
   </w:style>
-  <w:style w:type="table" w:styleId="FarbigeListe">
+  <w:style w:type="table" w:styleId="ColorfulList">
     <w:name w:val="Colorful List"/>
-    <w:basedOn w:val="NormaleTabelle"/>
+    <w:basedOn w:val="TableNormal"/>
     <w:uiPriority w:val="72"/>
     <w:rsid w:val="00CB0664"/>
     <w:pPr>
@@ -15358,9 +15684,9 @@
       </w:tcPr>
     </w:tblStylePr>
   </w:style>
-  <w:style w:type="table" w:styleId="FarbigeListe-Akzent1">
+  <w:style w:type="table" w:styleId="ColorfulList-Accent1">
     <w:name w:val="Colorful List Accent 1"/>
-    <w:basedOn w:val="NormaleTabelle"/>
+    <w:basedOn w:val="TableNormal"/>
     <w:uiPriority w:val="72"/>
     <w:rsid w:val="00CB0664"/>
     <w:pPr>
@@ -15437,9 +15763,9 @@
       </w:tcPr>
     </w:tblStylePr>
   </w:style>
-  <w:style w:type="table" w:styleId="FarbigeListe-Akzent2">
+  <w:style w:type="table" w:styleId="ColorfulList-Accent2">
     <w:name w:val="Colorful List Accent 2"/>
-    <w:basedOn w:val="NormaleTabelle"/>
+    <w:basedOn w:val="TableNormal"/>
     <w:uiPriority w:val="72"/>
     <w:rsid w:val="00CB0664"/>
     <w:pPr>
@@ -15516,9 +15842,9 @@
       </w:tcPr>
     </w:tblStylePr>
   </w:style>
-  <w:style w:type="table" w:styleId="FarbigeListe-Akzent3">
+  <w:style w:type="table" w:styleId="ColorfulList-Accent3">
     <w:name w:val="Colorful List Accent 3"/>
-    <w:basedOn w:val="NormaleTabelle"/>
+    <w:basedOn w:val="TableNormal"/>
     <w:uiPriority w:val="72"/>
     <w:rsid w:val="00CB0664"/>
     <w:pPr>
@@ -15595,9 +15921,9 @@
       </w:tcPr>
     </w:tblStylePr>
   </w:style>
-  <w:style w:type="table" w:styleId="FarbigeListe-Akzent4">
+  <w:style w:type="table" w:styleId="ColorfulList-Accent4">
     <w:name w:val="Colorful List Accent 4"/>
-    <w:basedOn w:val="NormaleTabelle"/>
+    <w:basedOn w:val="TableNormal"/>
     <w:uiPriority w:val="72"/>
     <w:rsid w:val="00CB0664"/>
     <w:pPr>
@@ -15674,9 +16000,9 @@
       </w:tcPr>
     </w:tblStylePr>
   </w:style>
-  <w:style w:type="table" w:styleId="FarbigeListe-Akzent5">
+  <w:style w:type="table" w:styleId="ColorfulList-Accent5">
     <w:name w:val="Colorful List Accent 5"/>
-    <w:basedOn w:val="NormaleTabelle"/>
+    <w:basedOn w:val="TableNormal"/>
     <w:uiPriority w:val="72"/>
     <w:rsid w:val="00CB0664"/>
     <w:pPr>
@@ -15753,9 +16079,9 @@
       </w:tcPr>
     </w:tblStylePr>
   </w:style>
-  <w:style w:type="table" w:styleId="FarbigeListe-Akzent6">
+  <w:style w:type="table" w:styleId="ColorfulList-Accent6">
     <w:name w:val="Colorful List Accent 6"/>
-    <w:basedOn w:val="NormaleTabelle"/>
+    <w:basedOn w:val="TableNormal"/>
     <w:uiPriority w:val="72"/>
     <w:rsid w:val="00CB0664"/>
     <w:pPr>
@@ -15832,9 +16158,9 @@
       </w:tcPr>
     </w:tblStylePr>
   </w:style>
-  <w:style w:type="table" w:styleId="FarbigesRaster">
+  <w:style w:type="table" w:styleId="ColorfulGrid">
     <w:name w:val="Colorful Grid"/>
-    <w:basedOn w:val="NormaleTabelle"/>
+    <w:basedOn w:val="TableNormal"/>
     <w:uiPriority w:val="73"/>
     <w:rsid w:val="00CB0664"/>
     <w:pPr>
@@ -15905,9 +16231,9 @@
       </w:tcPr>
     </w:tblStylePr>
   </w:style>
-  <w:style w:type="table" w:styleId="FarbigesRaster-Akzent1">
+  <w:style w:type="table" w:styleId="ColorfulGrid-Accent1">
     <w:name w:val="Colorful Grid Accent 1"/>
-    <w:basedOn w:val="NormaleTabelle"/>
+    <w:basedOn w:val="TableNormal"/>
     <w:uiPriority w:val="73"/>
     <w:rsid w:val="00CB0664"/>
     <w:pPr>
@@ -15978,9 +16304,9 @@
       </w:tcPr>
     </w:tblStylePr>
   </w:style>
-  <w:style w:type="table" w:styleId="FarbigesRaster-Akzent2">
+  <w:style w:type="table" w:styleId="ColorfulGrid-Accent2">
     <w:name w:val="Colorful Grid Accent 2"/>
-    <w:basedOn w:val="NormaleTabelle"/>
+    <w:basedOn w:val="TableNormal"/>
     <w:uiPriority w:val="73"/>
     <w:rsid w:val="00CB0664"/>
     <w:pPr>
@@ -16051,9 +16377,9 @@
       </w:tcPr>
     </w:tblStylePr>
   </w:style>
-  <w:style w:type="table" w:styleId="FarbigesRaster-Akzent3">
+  <w:style w:type="table" w:styleId="ColorfulGrid-Accent3">
     <w:name w:val="Colorful Grid Accent 3"/>
-    <w:basedOn w:val="NormaleTabelle"/>
+    <w:basedOn w:val="TableNormal"/>
     <w:uiPriority w:val="73"/>
     <w:rsid w:val="00CB0664"/>
     <w:pPr>
@@ -16124,9 +16450,9 @@
       </w:tcPr>
     </w:tblStylePr>
   </w:style>
-  <w:style w:type="table" w:styleId="FarbigesRaster-Akzent4">
+  <w:style w:type="table" w:styleId="ColorfulGrid-Accent4">
     <w:name w:val="Colorful Grid Accent 4"/>
-    <w:basedOn w:val="NormaleTabelle"/>
+    <w:basedOn w:val="TableNormal"/>
     <w:uiPriority w:val="73"/>
     <w:rsid w:val="00CB0664"/>
     <w:pPr>
@@ -16197,9 +16523,9 @@
       </w:tcPr>
     </w:tblStylePr>
   </w:style>
-  <w:style w:type="table" w:styleId="FarbigesRaster-Akzent5">
+  <w:style w:type="table" w:styleId="ColorfulGrid-Accent5">
     <w:name w:val="Colorful Grid Accent 5"/>
-    <w:basedOn w:val="NormaleTabelle"/>
+    <w:basedOn w:val="TableNormal"/>
     <w:uiPriority w:val="73"/>
     <w:rsid w:val="00CB0664"/>
     <w:pPr>
@@ -16270,9 +16596,9 @@
       </w:tcPr>
     </w:tblStylePr>
   </w:style>
-  <w:style w:type="table" w:styleId="FarbigesRaster-Akzent6">
+  <w:style w:type="table" w:styleId="ColorfulGrid-Accent6">
     <w:name w:val="Colorful Grid Accent 6"/>
-    <w:basedOn w:val="NormaleTabelle"/>
+    <w:basedOn w:val="TableNormal"/>
     <w:uiPriority w:val="73"/>
     <w:rsid w:val="00CB0664"/>
     <w:pPr>
@@ -16345,7 +16671,7 @@
   </w:style>
   <w:style w:type="character" w:styleId="Hyperlink">
     <w:name w:val="Hyperlink"/>
-    <w:basedOn w:val="Absatz-Standardschriftart"/>
+    <w:basedOn w:val="DefaultParagraphFont"/>
     <w:uiPriority w:val="99"/>
     <w:unhideWhenUsed/>
     <w:rsid w:val="006149B0"/>
@@ -16354,9 +16680,9 @@
       <w:u w:val="single"/>
     </w:rPr>
   </w:style>
-  <w:style w:type="character" w:styleId="NichtaufgelsteErwhnung">
+  <w:style w:type="character" w:styleId="UnresolvedMention">
     <w:name w:val="Unresolved Mention"/>
-    <w:basedOn w:val="Absatz-Standardschriftart"/>
+    <w:basedOn w:val="DefaultParagraphFont"/>
     <w:uiPriority w:val="99"/>
     <w:semiHidden/>
     <w:unhideWhenUsed/>
